--- a/Latest KPRC and PECD Cover Page.docx
+++ b/Latest KPRC and PECD Cover Page.docx
@@ -50,7 +50,16 @@
                 <w:sz w:val="22"/>
                 <w:szCs w:val="28"/>
               </w:rPr>
-              <w:t>{#students}</w:t>
+              <w:t>{#</w:t>
+            </w:r>
+            <w:proofErr w:type="gramStart"/>
+            <w:r>
+              <w:rPr>
+                <w:rFonts w:ascii="Old English Text MT" w:hAnsi="Old English Text MT" w:cs="Times New Roman"/>
+                <w:sz w:val="22"/>
+                <w:szCs w:val="28"/>
+              </w:rPr>
+              <w:t>students}</w:t>
             </w:r>
             <w:r>
               <w:rPr>
@@ -60,7 +69,18 @@
                 <w:lang w:val="en-PH"/>
                 <w14:ligatures w14:val="none"/>
               </w:rPr>
-              <w:t>PECD SUMMARY REPORT</w:t>
+              <w:t>PECD</w:t>
+            </w:r>
+            <w:proofErr w:type="gramEnd"/>
+            <w:r>
+              <w:rPr>
+                <w:rFonts w:ascii="Fredoka" w:hAnsi="Fredoka" w:cs="Fredoka"/>
+                <w:b/>
+                <w:bCs/>
+                <w:lang w:val="en-PH"/>
+                <w14:ligatures w14:val="none"/>
+              </w:rPr>
+              <w:t xml:space="preserve"> SUMMARY REPORT</w:t>
             </w:r>
           </w:p>
           <w:tbl>
@@ -4260,7 +4280,45 @@
             <w14:bevel/>
           </w14:textOutline>
         </w:rPr>
-        <w:t>(based from DO 15 s.2026)</w:t>
+        <w:t xml:space="preserve">(based </w:t>
+      </w:r>
+      <w:proofErr w:type="gramStart"/>
+      <w:r>
+        <w:rPr>
+          <w:rFonts w:ascii="Fredoka" w:hAnsi="Fredoka" w:cs="Fredoka"/>
+          <w:i/>
+          <w:iCs/>
+          <w:color w:val="auto"/>
+          <w:sz w:val="18"/>
+          <w:szCs w:val="18"/>
+          <w14:textOutline w14:w="9525" w14:cap="rnd" w14:cmpd="sng" w14:algn="ctr">
+            <w14:solidFill>
+              <w14:srgbClr w14:val="000000"/>
+            </w14:solidFill>
+            <w14:prstDash w14:val="solid"/>
+            <w14:bevel/>
+          </w14:textOutline>
+        </w:rPr>
+        <w:t>from</w:t>
+      </w:r>
+      <w:proofErr w:type="gramEnd"/>
+      <w:r>
+        <w:rPr>
+          <w:rFonts w:ascii="Fredoka" w:hAnsi="Fredoka" w:cs="Fredoka"/>
+          <w:i/>
+          <w:iCs/>
+          <w:color w:val="auto"/>
+          <w:sz w:val="18"/>
+          <w:szCs w:val="18"/>
+          <w14:textOutline w14:w="9525" w14:cap="rnd" w14:cmpd="sng" w14:algn="ctr">
+            <w14:solidFill>
+              <w14:srgbClr w14:val="000000"/>
+            </w14:solidFill>
+            <w14:prstDash w14:val="solid"/>
+            <w14:bevel/>
+          </w14:textOutline>
+        </w:rPr>
+        <w:t xml:space="preserve"> DO 15 s.2026)</w:t>
       </w:r>
     </w:p>
     <w:p>
@@ -5603,40 +5661,7 @@
                 <w:sz w:val="24"/>
                 <w:szCs w:val="24"/>
               </w:rPr>
-              <w:fldChar w:fldCharType="begin"/>
-            </w:r>
-            <w:r>
-              <w:rPr>
-                <w:rFonts w:ascii="Bernard MT Condensed" w:hAnsi="Bernard MT Condensed"/>
-                <w:sz w:val="24"/>
-                <w:szCs w:val="24"/>
-              </w:rPr>
-              <w:instrText xml:space="preserve"> MERGEFIELD Fathers_Name </w:instrText>
-            </w:r>
-            <w:r>
-              <w:rPr>
-                <w:rFonts w:ascii="Bernard MT Condensed" w:hAnsi="Bernard MT Condensed"/>
-                <w:sz w:val="24"/>
-                <w:szCs w:val="24"/>
-              </w:rPr>
-              <w:fldChar w:fldCharType="separate"/>
-            </w:r>
-            <w:r>
-              <w:rPr>
-                <w:rFonts w:ascii="Bernard MT Condensed" w:hAnsi="Bernard MT Condensed"/>
-                <w:noProof/>
-                <w:sz w:val="24"/>
-                <w:szCs w:val="24"/>
-              </w:rPr>
-              <w:t>ABIAO, JOVANE S.</w:t>
-            </w:r>
-            <w:r>
-              <w:rPr>
-                <w:rFonts w:ascii="Bernard MT Condensed" w:hAnsi="Bernard MT Condensed"/>
-                <w:sz w:val="24"/>
-                <w:szCs w:val="24"/>
-              </w:rPr>
-              <w:fldChar w:fldCharType="end"/>
+              <w:t>{FatherName}</w:t>
             </w:r>
           </w:p>
         </w:tc>
@@ -5888,40 +5913,7 @@
                 <w:sz w:val="24"/>
                 <w:szCs w:val="24"/>
               </w:rPr>
-              <w:fldChar w:fldCharType="begin"/>
-            </w:r>
-            <w:r>
-              <w:rPr>
-                <w:rFonts w:ascii="Bernard MT Condensed" w:hAnsi="Bernard MT Condensed"/>
-                <w:sz w:val="24"/>
-                <w:szCs w:val="24"/>
-              </w:rPr>
-              <w:instrText xml:space="preserve"> MERGEFIELD Mothers_Name </w:instrText>
-            </w:r>
-            <w:r>
-              <w:rPr>
-                <w:rFonts w:ascii="Bernard MT Condensed" w:hAnsi="Bernard MT Condensed"/>
-                <w:sz w:val="24"/>
-                <w:szCs w:val="24"/>
-              </w:rPr>
-              <w:fldChar w:fldCharType="separate"/>
-            </w:r>
-            <w:r>
-              <w:rPr>
-                <w:rFonts w:ascii="Bernard MT Condensed" w:hAnsi="Bernard MT Condensed"/>
-                <w:noProof/>
-                <w:sz w:val="24"/>
-                <w:szCs w:val="24"/>
-              </w:rPr>
-              <w:t>ANSUS, MARY JOY T.</w:t>
-            </w:r>
-            <w:r>
-              <w:rPr>
-                <w:rFonts w:ascii="Bernard MT Condensed" w:hAnsi="Bernard MT Condensed"/>
-                <w:sz w:val="24"/>
-                <w:szCs w:val="24"/>
-              </w:rPr>
-              <w:fldChar w:fldCharType="end"/>
+              <w:t>{MotherName}</w:t>
             </w:r>
           </w:p>
         </w:tc>

--- a/Latest KPRC and PECD Cover Page.docx
+++ b/Latest KPRC and PECD Cover Page.docx
@@ -50,16 +50,7 @@
                 <w:sz w:val="22"/>
                 <w:szCs w:val="28"/>
               </w:rPr>
-              <w:t>{#</w:t>
-            </w:r>
-            <w:proofErr w:type="gramStart"/>
-            <w:r>
-              <w:rPr>
-                <w:rFonts w:ascii="Old English Text MT" w:hAnsi="Old English Text MT" w:cs="Times New Roman"/>
-                <w:sz w:val="22"/>
-                <w:szCs w:val="28"/>
-              </w:rPr>
-              <w:t>students}</w:t>
+              <w:t>{#students}</w:t>
             </w:r>
             <w:r>
               <w:rPr>
@@ -69,18 +60,7 @@
                 <w:lang w:val="en-PH"/>
                 <w14:ligatures w14:val="none"/>
               </w:rPr>
-              <w:t>PECD</w:t>
-            </w:r>
-            <w:proofErr w:type="gramEnd"/>
-            <w:r>
-              <w:rPr>
-                <w:rFonts w:ascii="Fredoka" w:hAnsi="Fredoka" w:cs="Fredoka"/>
-                <w:b/>
-                <w:bCs/>
-                <w:lang w:val="en-PH"/>
-                <w14:ligatures w14:val="none"/>
-              </w:rPr>
-              <w:t xml:space="preserve"> SUMMARY REPORT</w:t>
+              <w:t>PECD SUMMARY REPORT</w:t>
             </w:r>
           </w:p>
           <w:tbl>
@@ -212,6 +192,7 @@
                       </w14:textOutline>
                     </w:rPr>
                   </w:pPr>
+                  <w:proofErr w:type="spellStart"/>
                   <w:r>
                     <w:rPr>
                       <w:rFonts w:ascii="Fredoka" w:hAnsi="Fredoka" w:cs="Fredoka"/>
@@ -232,6 +213,7 @@
                     </w:rPr>
                     <w:t>EoSY</w:t>
                   </w:r>
+                  <w:proofErr w:type="spellEnd"/>
                 </w:p>
               </w:tc>
             </w:tr>
@@ -2990,40 +2972,7 @@
                 <w:sz w:val="28"/>
                 <w:szCs w:val="28"/>
               </w:rPr>
-              <w:fldChar w:fldCharType="begin"/>
-            </w:r>
-            <w:r>
-              <w:rPr>
-                <w:rFonts w:ascii="Bernard MT Condensed" w:hAnsi="Bernard MT Condensed" w:cs="Fredoka"/>
-                <w:sz w:val="28"/>
-                <w:szCs w:val="28"/>
-              </w:rPr>
-              <w:instrText xml:space="preserve"> MERGEFIELD FULL_NAME </w:instrText>
-            </w:r>
-            <w:r>
-              <w:rPr>
-                <w:rFonts w:ascii="Bernard MT Condensed" w:hAnsi="Bernard MT Condensed" w:cs="Fredoka"/>
-                <w:sz w:val="28"/>
-                <w:szCs w:val="28"/>
-              </w:rPr>
-              <w:fldChar w:fldCharType="separate"/>
-            </w:r>
-            <w:r>
-              <w:rPr>
-                <w:rFonts w:ascii="Bernard MT Condensed" w:hAnsi="Bernard MT Condensed" w:cs="Fredoka"/>
-                <w:noProof/>
-                <w:sz w:val="28"/>
-                <w:szCs w:val="28"/>
-              </w:rPr>
-              <w:t>ABIAO, JILLIAN JAY, ANSUS</w:t>
-            </w:r>
-            <w:r>
-              <w:rPr>
-                <w:rFonts w:ascii="Bernard MT Condensed" w:hAnsi="Bernard MT Condensed" w:cs="Fredoka"/>
-                <w:sz w:val="28"/>
-                <w:szCs w:val="28"/>
-              </w:rPr>
-              <w:fldChar w:fldCharType="end"/>
+              <w:t>{Name}</w:t>
             </w:r>
           </w:p>
         </w:tc>
@@ -3130,40 +3079,7 @@
                 <w:sz w:val="24"/>
                 <w:szCs w:val="24"/>
               </w:rPr>
-              <w:fldChar w:fldCharType="begin"/>
-            </w:r>
-            <w:r>
-              <w:rPr>
-                <w:rFonts w:ascii="Bernard MT Condensed" w:hAnsi="Bernard MT Condensed" w:cs="Fredoka"/>
-                <w:sz w:val="24"/>
-                <w:szCs w:val="24"/>
-              </w:rPr>
-              <w:instrText xml:space="preserve"> MERGEFIELD SCHOOL </w:instrText>
-            </w:r>
-            <w:r>
-              <w:rPr>
-                <w:rFonts w:ascii="Bernard MT Condensed" w:hAnsi="Bernard MT Condensed" w:cs="Fredoka"/>
-                <w:sz w:val="24"/>
-                <w:szCs w:val="24"/>
-              </w:rPr>
-              <w:fldChar w:fldCharType="separate"/>
-            </w:r>
-            <w:r>
-              <w:rPr>
-                <w:rFonts w:ascii="Bernard MT Condensed" w:hAnsi="Bernard MT Condensed" w:cs="Fredoka"/>
-                <w:noProof/>
-                <w:sz w:val="24"/>
-                <w:szCs w:val="24"/>
-              </w:rPr>
-              <w:t>CARRIEDO ELEMENTARY SCHOOL</w:t>
-            </w:r>
-            <w:r>
-              <w:rPr>
-                <w:rFonts w:ascii="Bernard MT Condensed" w:hAnsi="Bernard MT Condensed" w:cs="Fredoka"/>
-                <w:sz w:val="24"/>
-                <w:szCs w:val="24"/>
-              </w:rPr>
-              <w:fldChar w:fldCharType="end"/>
+              <w:t>{school}</w:t>
             </w:r>
           </w:p>
         </w:tc>
@@ -3374,7 +3290,27 @@
                 <w:sz w:val="24"/>
                 <w:szCs w:val="40"/>
               </w:rPr>
-              <w:t>{schoolHead}</w:t>
+              <w:t>{</w:t>
+            </w:r>
+            <w:proofErr w:type="spellStart"/>
+            <w:r>
+              <w:rPr>
+                <w:rFonts w:ascii="Bernard MT Condensed" w:hAnsi="Bernard MT Condensed" w:cs="Fredoka"/>
+                <w:bCs/>
+                <w:sz w:val="24"/>
+                <w:szCs w:val="40"/>
+              </w:rPr>
+              <w:t>schoolHead</w:t>
+            </w:r>
+            <w:proofErr w:type="spellEnd"/>
+            <w:r>
+              <w:rPr>
+                <w:rFonts w:ascii="Bernard MT Condensed" w:hAnsi="Bernard MT Condensed" w:cs="Fredoka"/>
+                <w:bCs/>
+                <w:sz w:val="24"/>
+                <w:szCs w:val="40"/>
+              </w:rPr>
+              <w:t>}</w:t>
             </w:r>
           </w:p>
         </w:tc>
@@ -3460,7 +3396,27 @@
                 <w:sz w:val="22"/>
                 <w:szCs w:val="28"/>
               </w:rPr>
-              <w:t>{schoolHeadDesignation}</w:t>
+              <w:t>{</w:t>
+            </w:r>
+            <w:proofErr w:type="spellStart"/>
+            <w:r>
+              <w:rPr>
+                <w:rFonts w:ascii="Fredoka" w:hAnsi="Fredoka" w:cs="Fredoka"/>
+                <w:bCs/>
+                <w:sz w:val="22"/>
+                <w:szCs w:val="28"/>
+              </w:rPr>
+              <w:t>schoolHeadDesignation</w:t>
+            </w:r>
+            <w:proofErr w:type="spellEnd"/>
+            <w:r>
+              <w:rPr>
+                <w:rFonts w:ascii="Fredoka" w:hAnsi="Fredoka" w:cs="Fredoka"/>
+                <w:bCs/>
+                <w:sz w:val="22"/>
+                <w:szCs w:val="28"/>
+              </w:rPr>
+              <w:t>}</w:t>
             </w:r>
           </w:p>
         </w:tc>
@@ -3519,16 +3475,16 @@
         <mc:AlternateContent>
           <mc:Choice Requires="wps">
             <w:drawing>
-              <wp:anchor distT="45720" distB="45720" distL="114300" distR="114300" simplePos="0" relativeHeight="251662336" behindDoc="0" locked="0" layoutInCell="1" allowOverlap="1" wp14:anchorId="08BA6A08" wp14:editId="4FB279D3">
+              <wp:anchor distT="45720" distB="45720" distL="114300" distR="114300" simplePos="0" relativeHeight="251662336" behindDoc="0" locked="0" layoutInCell="1" allowOverlap="1" wp14:anchorId="08BA6A08" wp14:editId="79478ED4">
                 <wp:simplePos x="0" y="0"/>
                 <wp:positionH relativeFrom="margin">
                   <wp:align>right</wp:align>
                 </wp:positionH>
                 <wp:positionV relativeFrom="paragraph">
-                  <wp:posOffset>-3810</wp:posOffset>
+                  <wp:posOffset>-331</wp:posOffset>
                 </wp:positionV>
-                <wp:extent cx="845820" cy="733425"/>
-                <wp:effectExtent l="0" t="0" r="11430" b="9525"/>
+                <wp:extent cx="1158971" cy="964505"/>
+                <wp:effectExtent l="0" t="0" r="3175" b="7620"/>
                 <wp:wrapNone/>
                 <wp:docPr id="217" name="Text Box 2"/>
                 <wp:cNvGraphicFramePr>
@@ -3543,7 +3499,7 @@
                       <wps:spPr bwMode="auto">
                         <a:xfrm>
                           <a:off x="0" y="0"/>
-                          <a:ext cx="845820" cy="733425"/>
+                          <a:ext cx="1158971" cy="964505"/>
                         </a:xfrm>
                         <a:prstGeom prst="rect">
                           <a:avLst/>
@@ -3590,7 +3546,7 @@
                 <v:stroke joinstyle="miter"/>
                 <v:path gradientshapeok="t" o:connecttype="rect"/>
               </v:shapetype>
-              <v:shape id="Text Box 2" o:spid="_x0000_s1026" type="#_x0000_t202" style="position:absolute;left:0;text-align:left;margin-left:15.4pt;margin-top:-.3pt;width:66.6pt;height:57.75pt;z-index:251662336;visibility:visible;mso-wrap-style:square;mso-width-percent:0;mso-height-percent:0;mso-wrap-distance-left:9pt;mso-wrap-distance-top:3.6pt;mso-wrap-distance-right:9pt;mso-wrap-distance-bottom:3.6pt;mso-position-horizontal:right;mso-position-horizontal-relative:margin;mso-position-vertical:absolute;mso-position-vertical-relative:text;mso-width-percent:0;mso-height-percent:0;mso-width-relative:margin;mso-height-relative:margin;v-text-anchor:top" o:gfxdata="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" filled="f" stroked="f">
+              <v:shape id="Text Box 2" o:spid="_x0000_s1026" type="#_x0000_t202" style="position:absolute;left:0;text-align:left;margin-left:40.05pt;margin-top:-.05pt;width:91.25pt;height:75.95pt;z-index:251662336;visibility:visible;mso-wrap-style:square;mso-width-percent:0;mso-height-percent:0;mso-wrap-distance-left:9pt;mso-wrap-distance-top:3.6pt;mso-wrap-distance-right:9pt;mso-wrap-distance-bottom:3.6pt;mso-position-horizontal:right;mso-position-horizontal-relative:margin;mso-position-vertical:absolute;mso-position-vertical-relative:text;mso-width-percent:0;mso-height-percent:0;mso-width-relative:margin;mso-height-relative:margin;v-text-anchor:top" o:gfxdata="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" filled="f" stroked="f">
                 <v:textbox inset="0,0,0,0">
                   <w:txbxContent>
                     <w:p>
@@ -4085,7 +4041,21 @@
         <w:rPr>
           <w:rFonts w:ascii="Times New Roman" w:hAnsi="Times New Roman" w:cs="Times New Roman"/>
         </w:rPr>
-        <w:t>{schoolYear}</w:t>
+        <w:t>{</w:t>
+      </w:r>
+      <w:proofErr w:type="spellStart"/>
+      <w:r>
+        <w:rPr>
+          <w:rFonts w:ascii="Times New Roman" w:hAnsi="Times New Roman" w:cs="Times New Roman"/>
+        </w:rPr>
+        <w:t>schoolYear</w:t>
+      </w:r>
+      <w:proofErr w:type="spellEnd"/>
+      <w:r>
+        <w:rPr>
+          <w:rFonts w:ascii="Times New Roman" w:hAnsi="Times New Roman" w:cs="Times New Roman"/>
+        </w:rPr>
+        <w:t>}</w:t>
       </w:r>
     </w:p>
     <w:p>
@@ -4280,45 +4250,7 @@
             <w14:bevel/>
           </w14:textOutline>
         </w:rPr>
-        <w:t xml:space="preserve">(based </w:t>
-      </w:r>
-      <w:proofErr w:type="gramStart"/>
-      <w:r>
-        <w:rPr>
-          <w:rFonts w:ascii="Fredoka" w:hAnsi="Fredoka" w:cs="Fredoka"/>
-          <w:i/>
-          <w:iCs/>
-          <w:color w:val="auto"/>
-          <w:sz w:val="18"/>
-          <w:szCs w:val="18"/>
-          <w14:textOutline w14:w="9525" w14:cap="rnd" w14:cmpd="sng" w14:algn="ctr">
-            <w14:solidFill>
-              <w14:srgbClr w14:val="000000"/>
-            </w14:solidFill>
-            <w14:prstDash w14:val="solid"/>
-            <w14:bevel/>
-          </w14:textOutline>
-        </w:rPr>
-        <w:t>from</w:t>
-      </w:r>
-      <w:proofErr w:type="gramEnd"/>
-      <w:r>
-        <w:rPr>
-          <w:rFonts w:ascii="Fredoka" w:hAnsi="Fredoka" w:cs="Fredoka"/>
-          <w:i/>
-          <w:iCs/>
-          <w:color w:val="auto"/>
-          <w:sz w:val="18"/>
-          <w:szCs w:val="18"/>
-          <w14:textOutline w14:w="9525" w14:cap="rnd" w14:cmpd="sng" w14:algn="ctr">
-            <w14:solidFill>
-              <w14:srgbClr w14:val="000000"/>
-            </w14:solidFill>
-            <w14:prstDash w14:val="solid"/>
-            <w14:bevel/>
-          </w14:textOutline>
-        </w:rPr>
-        <w:t xml:space="preserve"> DO 15 s.2026)</w:t>
+        <w:t>(based from DO 15 s.2026)</w:t>
       </w:r>
     </w:p>
     <w:p>
@@ -4604,13 +4536,23 @@
                 <w:szCs w:val="28"/>
               </w:rPr>
             </w:pPr>
+            <w:proofErr w:type="spellStart"/>
             <w:r>
               <w:rPr>
                 <w:rFonts w:ascii="Rockwell" w:hAnsi="Rockwell" w:cs="Arial"/>
                 <w:sz w:val="28"/>
                 <w:szCs w:val="28"/>
               </w:rPr>
-              <w:t>Pangalan:</w:t>
+              <w:t>Pangalan</w:t>
+            </w:r>
+            <w:proofErr w:type="spellEnd"/>
+            <w:r>
+              <w:rPr>
+                <w:rFonts w:ascii="Rockwell" w:hAnsi="Rockwell" w:cs="Arial"/>
+                <w:sz w:val="28"/>
+                <w:szCs w:val="28"/>
+              </w:rPr>
+              <w:t>:</w:t>
             </w:r>
           </w:p>
         </w:tc>
@@ -4664,13 +4606,23 @@
                 <w:szCs w:val="28"/>
               </w:rPr>
             </w:pPr>
+            <w:proofErr w:type="spellStart"/>
             <w:r>
               <w:rPr>
                 <w:rFonts w:ascii="Rockwell" w:hAnsi="Rockwell" w:cs="Arial"/>
                 <w:sz w:val="28"/>
                 <w:szCs w:val="28"/>
               </w:rPr>
-              <w:t>Seksiyon:</w:t>
+              <w:t>Seksiyon</w:t>
+            </w:r>
+            <w:proofErr w:type="spellEnd"/>
+            <w:r>
+              <w:rPr>
+                <w:rFonts w:ascii="Rockwell" w:hAnsi="Rockwell" w:cs="Arial"/>
+                <w:sz w:val="28"/>
+                <w:szCs w:val="28"/>
+              </w:rPr>
+              <w:t>:</w:t>
             </w:r>
           </w:p>
         </w:tc>
@@ -4827,12 +4779,6 @@
                 <w:rFonts w:ascii="Bernard MT Condensed" w:hAnsi="Bernard MT Condensed" w:cs="Arial"/>
               </w:rPr>
             </w:pPr>
-            <w:r>
-              <w:rPr>
-                <w:rFonts w:ascii="Bernard MT Condensed" w:hAnsi="Bernard MT Condensed" w:cs="Arial"/>
-              </w:rPr>
-              <w:t>{region}</w:t>
-            </w:r>
           </w:p>
         </w:tc>
       </w:tr>
@@ -5124,7 +5070,29 @@
                 <w:sz w:val="24"/>
                 <w:szCs w:val="24"/>
               </w:rPr>
-              <w:t>{AgeAtBOSYYears}</w:t>
+              <w:t>{</w:t>
+            </w:r>
+            <w:proofErr w:type="spellStart"/>
+            <w:r>
+              <w:rPr>
+                <w:rFonts w:ascii="Rockwell" w:hAnsi="Rockwell" w:cs="Arial"/>
+                <w:b/>
+                <w:bCs/>
+                <w:sz w:val="24"/>
+                <w:szCs w:val="24"/>
+              </w:rPr>
+              <w:t>AgeAtBOSYYears</w:t>
+            </w:r>
+            <w:proofErr w:type="spellEnd"/>
+            <w:r>
+              <w:rPr>
+                <w:rFonts w:ascii="Rockwell" w:hAnsi="Rockwell" w:cs="Arial"/>
+                <w:b/>
+                <w:bCs/>
+                <w:sz w:val="24"/>
+                <w:szCs w:val="24"/>
+              </w:rPr>
+              <w:t>}</w:t>
             </w:r>
           </w:p>
         </w:tc>
@@ -5196,7 +5164,29 @@
                 <w:sz w:val="24"/>
                 <w:szCs w:val="24"/>
               </w:rPr>
-              <w:t>{AgeAtBOSYMonths}</w:t>
+              <w:t>{</w:t>
+            </w:r>
+            <w:proofErr w:type="spellStart"/>
+            <w:r>
+              <w:rPr>
+                <w:rFonts w:ascii="Rockwell" w:hAnsi="Rockwell" w:cs="Arial"/>
+                <w:b/>
+                <w:bCs/>
+                <w:sz w:val="24"/>
+                <w:szCs w:val="24"/>
+              </w:rPr>
+              <w:t>AgeAtBOSYMonths</w:t>
+            </w:r>
+            <w:proofErr w:type="spellEnd"/>
+            <w:r>
+              <w:rPr>
+                <w:rFonts w:ascii="Rockwell" w:hAnsi="Rockwell" w:cs="Arial"/>
+                <w:b/>
+                <w:bCs/>
+                <w:sz w:val="24"/>
+                <w:szCs w:val="24"/>
+              </w:rPr>
+              <w:t>}</w:t>
             </w:r>
           </w:p>
         </w:tc>
@@ -5268,7 +5258,29 @@
                 <w:sz w:val="24"/>
                 <w:szCs w:val="24"/>
               </w:rPr>
-              <w:t>{AgeAtEOSYYears}</w:t>
+              <w:t>{</w:t>
+            </w:r>
+            <w:proofErr w:type="spellStart"/>
+            <w:r>
+              <w:rPr>
+                <w:rFonts w:ascii="Rockwell" w:hAnsi="Rockwell" w:cs="Arial"/>
+                <w:b/>
+                <w:bCs/>
+                <w:sz w:val="24"/>
+                <w:szCs w:val="24"/>
+              </w:rPr>
+              <w:t>AgeAtEOSYYears</w:t>
+            </w:r>
+            <w:proofErr w:type="spellEnd"/>
+            <w:r>
+              <w:rPr>
+                <w:rFonts w:ascii="Rockwell" w:hAnsi="Rockwell" w:cs="Arial"/>
+                <w:b/>
+                <w:bCs/>
+                <w:sz w:val="24"/>
+                <w:szCs w:val="24"/>
+              </w:rPr>
+              <w:t>}</w:t>
             </w:r>
           </w:p>
         </w:tc>
@@ -5331,7 +5343,29 @@
                 <w:sz w:val="24"/>
                 <w:szCs w:val="24"/>
               </w:rPr>
-              <w:t>{AgeAtEOSYMonths}</w:t>
+              <w:t>{</w:t>
+            </w:r>
+            <w:proofErr w:type="spellStart"/>
+            <w:r>
+              <w:rPr>
+                <w:rFonts w:ascii="Rockwell" w:hAnsi="Rockwell" w:cs="Arial"/>
+                <w:b/>
+                <w:bCs/>
+                <w:sz w:val="24"/>
+                <w:szCs w:val="24"/>
+              </w:rPr>
+              <w:t>AgeAtEOSYMonths</w:t>
+            </w:r>
+            <w:proofErr w:type="spellEnd"/>
+            <w:r>
+              <w:rPr>
+                <w:rFonts w:ascii="Rockwell" w:hAnsi="Rockwell" w:cs="Arial"/>
+                <w:b/>
+                <w:bCs/>
+                <w:sz w:val="24"/>
+                <w:szCs w:val="24"/>
+              </w:rPr>
+              <w:t>}</w:t>
             </w:r>
           </w:p>
         </w:tc>
@@ -5661,7 +5695,25 @@
                 <w:sz w:val="24"/>
                 <w:szCs w:val="24"/>
               </w:rPr>
-              <w:t>{FatherName}</w:t>
+              <w:t>{</w:t>
+            </w:r>
+            <w:proofErr w:type="spellStart"/>
+            <w:r>
+              <w:rPr>
+                <w:rFonts w:ascii="Bernard MT Condensed" w:hAnsi="Bernard MT Condensed"/>
+                <w:sz w:val="24"/>
+                <w:szCs w:val="24"/>
+              </w:rPr>
+              <w:t>FatherName</w:t>
+            </w:r>
+            <w:proofErr w:type="spellEnd"/>
+            <w:r>
+              <w:rPr>
+                <w:rFonts w:ascii="Bernard MT Condensed" w:hAnsi="Bernard MT Condensed"/>
+                <w:sz w:val="24"/>
+                <w:szCs w:val="24"/>
+              </w:rPr>
+              <w:t>}</w:t>
             </w:r>
           </w:p>
         </w:tc>
@@ -5913,7 +5965,25 @@
                 <w:sz w:val="24"/>
                 <w:szCs w:val="24"/>
               </w:rPr>
-              <w:t>{MotherName}</w:t>
+              <w:t>{</w:t>
+            </w:r>
+            <w:proofErr w:type="spellStart"/>
+            <w:r>
+              <w:rPr>
+                <w:rFonts w:ascii="Bernard MT Condensed" w:hAnsi="Bernard MT Condensed"/>
+                <w:sz w:val="24"/>
+                <w:szCs w:val="24"/>
+              </w:rPr>
+              <w:t>MotherName</w:t>
+            </w:r>
+            <w:proofErr w:type="spellEnd"/>
+            <w:r>
+              <w:rPr>
+                <w:rFonts w:ascii="Bernard MT Condensed" w:hAnsi="Bernard MT Condensed"/>
+                <w:sz w:val="24"/>
+                <w:szCs w:val="24"/>
+              </w:rPr>
+              <w:t>}</w:t>
             </w:r>
           </w:p>
         </w:tc>
@@ -7553,6 +7623,7 @@
   <w:style w:type="character" w:default="1" w:styleId="DefaultParagraphFont">
     <w:name w:val="Default Paragraph Font"/>
     <w:uiPriority w:val="1"/>
+    <w:semiHidden/>
     <w:unhideWhenUsed/>
   </w:style>
   <w:style w:type="table" w:default="1" w:styleId="TableNormal">

--- a/Latest KPRC and PECD Cover Page.docx
+++ b/Latest KPRC and PECD Cover Page.docx
@@ -3675,14 +3675,6 @@
           <w:sz w:val="24"/>
           <w:szCs w:val="28"/>
         </w:rPr>
-        <w:t xml:space="preserve">Region </w:t>
-      </w:r>
-      <w:r>
-        <w:rPr>
-          <w:rFonts w:ascii="Times New Roman" w:hAnsi="Times New Roman" w:cs="Times New Roman"/>
-          <w:sz w:val="24"/>
-          <w:szCs w:val="28"/>
-        </w:rPr>
         <w:t>{region}</w:t>
       </w:r>
     </w:p>

--- a/Latest KPRC and PECD Cover Page.docx
+++ b/Latest KPRC and PECD Cover Page.docx
@@ -50,7 +50,16 @@
                 <w:sz w:val="22"/>
                 <w:szCs w:val="28"/>
               </w:rPr>
-              <w:t>{#students}</w:t>
+              <w:t>{#</w:t>
+            </w:r>
+            <w:proofErr w:type="gramStart"/>
+            <w:r>
+              <w:rPr>
+                <w:rFonts w:ascii="Old English Text MT" w:hAnsi="Old English Text MT" w:cs="Times New Roman"/>
+                <w:sz w:val="22"/>
+                <w:szCs w:val="28"/>
+              </w:rPr>
+              <w:t>students}</w:t>
             </w:r>
             <w:r>
               <w:rPr>
@@ -60,7 +69,18 @@
                 <w:lang w:val="en-PH"/>
                 <w14:ligatures w14:val="none"/>
               </w:rPr>
-              <w:t>PECD SUMMARY REPORT</w:t>
+              <w:t>PECD</w:t>
+            </w:r>
+            <w:proofErr w:type="gramEnd"/>
+            <w:r>
+              <w:rPr>
+                <w:rFonts w:ascii="Fredoka" w:hAnsi="Fredoka" w:cs="Fredoka"/>
+                <w:b/>
+                <w:bCs/>
+                <w:lang w:val="en-PH"/>
+                <w14:ligatures w14:val="none"/>
+              </w:rPr>
+              <w:t xml:space="preserve"> SUMMARY REPORT</w:t>
             </w:r>
           </w:p>
           <w:tbl>
@@ -4242,7 +4262,45 @@
             <w14:bevel/>
           </w14:textOutline>
         </w:rPr>
-        <w:t>(based from DO 15 s.2026)</w:t>
+        <w:t xml:space="preserve">(based </w:t>
+      </w:r>
+      <w:proofErr w:type="gramStart"/>
+      <w:r>
+        <w:rPr>
+          <w:rFonts w:ascii="Fredoka" w:hAnsi="Fredoka" w:cs="Fredoka"/>
+          <w:i/>
+          <w:iCs/>
+          <w:color w:val="auto"/>
+          <w:sz w:val="18"/>
+          <w:szCs w:val="18"/>
+          <w14:textOutline w14:w="9525" w14:cap="rnd" w14:cmpd="sng" w14:algn="ctr">
+            <w14:solidFill>
+              <w14:srgbClr w14:val="000000"/>
+            </w14:solidFill>
+            <w14:prstDash w14:val="solid"/>
+            <w14:bevel/>
+          </w14:textOutline>
+        </w:rPr>
+        <w:t>from</w:t>
+      </w:r>
+      <w:proofErr w:type="gramEnd"/>
+      <w:r>
+        <w:rPr>
+          <w:rFonts w:ascii="Fredoka" w:hAnsi="Fredoka" w:cs="Fredoka"/>
+          <w:i/>
+          <w:iCs/>
+          <w:color w:val="auto"/>
+          <w:sz w:val="18"/>
+          <w:szCs w:val="18"/>
+          <w14:textOutline w14:w="9525" w14:cap="rnd" w14:cmpd="sng" w14:algn="ctr">
+            <w14:solidFill>
+              <w14:srgbClr w14:val="000000"/>
+            </w14:solidFill>
+            <w14:prstDash w14:val="solid"/>
+            <w14:bevel/>
+          </w14:textOutline>
+        </w:rPr>
+        <w:t xml:space="preserve"> DO 15 s.2026)</w:t>
       </w:r>
     </w:p>
     <w:p>
@@ -4363,30 +4421,30 @@
         <w:tblLook w:val="04A0" w:firstRow="1" w:lastRow="0" w:firstColumn="1" w:lastColumn="0" w:noHBand="0" w:noVBand="1"/>
       </w:tblPr>
       <w:tblGrid>
-        <w:gridCol w:w="383"/>
-        <w:gridCol w:w="164"/>
-        <w:gridCol w:w="704"/>
-        <w:gridCol w:w="430"/>
-        <w:gridCol w:w="428"/>
-        <w:gridCol w:w="138"/>
-        <w:gridCol w:w="1284"/>
-        <w:gridCol w:w="409"/>
-        <w:gridCol w:w="596"/>
-        <w:gridCol w:w="694"/>
-        <w:gridCol w:w="113"/>
-        <w:gridCol w:w="315"/>
-        <w:gridCol w:w="299"/>
-        <w:gridCol w:w="1117"/>
+        <w:gridCol w:w="335"/>
+        <w:gridCol w:w="343"/>
+        <w:gridCol w:w="674"/>
+        <w:gridCol w:w="307"/>
+        <w:gridCol w:w="436"/>
+        <w:gridCol w:w="426"/>
+        <w:gridCol w:w="1025"/>
+        <w:gridCol w:w="332"/>
+        <w:gridCol w:w="607"/>
+        <w:gridCol w:w="709"/>
+        <w:gridCol w:w="115"/>
+        <w:gridCol w:w="321"/>
+        <w:gridCol w:w="303"/>
+        <w:gridCol w:w="1141"/>
       </w:tblGrid>
       <w:tr>
         <w:trPr>
           <w:gridAfter w:val="3"/>
-          <w:wAfter w:w="1072" w:type="pct"/>
+          <w:wAfter w:w="1248" w:type="pct"/>
           <w:trHeight w:val="20"/>
         </w:trPr>
         <w:tc>
           <w:tcPr>
-            <w:tcW w:w="641" w:type="pct"/>
+            <w:tcW w:w="478" w:type="pct"/>
             <w:gridSpan w:val="2"/>
             <w:tcBorders>
               <w:right w:val="single" w:sz="4" w:space="0" w:color="auto"/>
@@ -4415,7 +4473,7 @@
         </w:tc>
         <w:tc>
           <w:tcPr>
-            <w:tcW w:w="1395" w:type="pct"/>
+            <w:tcW w:w="1304" w:type="pct"/>
             <w:gridSpan w:val="4"/>
             <w:tcBorders>
               <w:top w:val="single" w:sz="4" w:space="0" w:color="auto"/>
@@ -4447,7 +4505,7 @@
         </w:tc>
         <w:tc>
           <w:tcPr>
-            <w:tcW w:w="1892" w:type="pct"/>
+            <w:tcW w:w="1971" w:type="pct"/>
             <w:gridSpan w:val="5"/>
             <w:tcBorders>
               <w:left w:val="single" w:sz="4" w:space="0" w:color="auto"/>
@@ -4472,7 +4530,7 @@
         </w:trPr>
         <w:tc>
           <w:tcPr>
-            <w:tcW w:w="1051" w:type="pct"/>
+            <w:tcW w:w="954" w:type="pct"/>
             <w:gridSpan w:val="3"/>
             <w:vAlign w:val="bottom"/>
           </w:tcPr>
@@ -4489,7 +4547,7 @@
         </w:tc>
         <w:tc>
           <w:tcPr>
-            <w:tcW w:w="3949" w:type="pct"/>
+            <w:tcW w:w="4046" w:type="pct"/>
             <w:gridSpan w:val="11"/>
             <w:tcBorders>
               <w:bottom w:val="single" w:sz="4" w:space="0" w:color="FFFFFF" w:themeColor="background1"/>
@@ -4515,7 +4573,7 @@
         </w:trPr>
         <w:tc>
           <w:tcPr>
-            <w:tcW w:w="1051" w:type="pct"/>
+            <w:tcW w:w="954" w:type="pct"/>
             <w:gridSpan w:val="3"/>
             <w:vAlign w:val="bottom"/>
           </w:tcPr>
@@ -4550,7 +4608,7 @@
         </w:tc>
         <w:tc>
           <w:tcPr>
-            <w:tcW w:w="3949" w:type="pct"/>
+            <w:tcW w:w="4046" w:type="pct"/>
             <w:gridSpan w:val="11"/>
             <w:tcBorders>
               <w:top w:val="single" w:sz="4" w:space="0" w:color="FFFFFF" w:themeColor="background1"/>
@@ -4585,7 +4643,7 @@
         </w:trPr>
         <w:tc>
           <w:tcPr>
-            <w:tcW w:w="1051" w:type="pct"/>
+            <w:tcW w:w="954" w:type="pct"/>
             <w:gridSpan w:val="3"/>
             <w:vAlign w:val="bottom"/>
           </w:tcPr>
@@ -4620,7 +4678,7 @@
         </w:tc>
         <w:tc>
           <w:tcPr>
-            <w:tcW w:w="3949" w:type="pct"/>
+            <w:tcW w:w="4046" w:type="pct"/>
             <w:gridSpan w:val="11"/>
             <w:tcBorders>
               <w:top w:val="single" w:sz="4" w:space="0" w:color="auto"/>
@@ -4655,7 +4713,7 @@
         </w:trPr>
         <w:tc>
           <w:tcPr>
-            <w:tcW w:w="1051" w:type="pct"/>
+            <w:tcW w:w="954" w:type="pct"/>
             <w:gridSpan w:val="3"/>
             <w:vAlign w:val="center"/>
           </w:tcPr>
@@ -4682,7 +4740,7 @@
         </w:tc>
         <w:tc>
           <w:tcPr>
-            <w:tcW w:w="1513" w:type="pct"/>
+            <w:tcW w:w="1552" w:type="pct"/>
             <w:gridSpan w:val="4"/>
             <w:tcBorders>
               <w:bottom w:val="single" w:sz="4" w:space="0" w:color="000000"/>
@@ -4707,7 +4765,7 @@
         </w:tc>
         <w:tc>
           <w:tcPr>
-            <w:tcW w:w="843" w:type="pct"/>
+            <w:tcW w:w="664" w:type="pct"/>
             <w:gridSpan w:val="2"/>
             <w:tcBorders>
               <w:bottom w:val="single" w:sz="4" w:space="0" w:color="000000"/>
@@ -4732,7 +4790,7 @@
         </w:tc>
         <w:tc>
           <w:tcPr>
-            <w:tcW w:w="1137" w:type="pct"/>
+            <w:tcW w:w="1023" w:type="pct"/>
             <w:gridSpan w:val="4"/>
             <w:tcBorders>
               <w:bottom w:val="single" w:sz="4" w:space="0" w:color="000000"/>
@@ -4757,7 +4815,7 @@
         </w:tc>
         <w:tc>
           <w:tcPr>
-            <w:tcW w:w="455" w:type="pct"/>
+            <w:tcW w:w="806" w:type="pct"/>
             <w:tcBorders>
               <w:bottom w:val="single" w:sz="4" w:space="0" w:color="000000"/>
             </w:tcBorders>
@@ -4780,7 +4838,7 @@
         </w:trPr>
         <w:tc>
           <w:tcPr>
-            <w:tcW w:w="1051" w:type="pct"/>
+            <w:tcW w:w="954" w:type="pct"/>
             <w:gridSpan w:val="3"/>
           </w:tcPr>
           <w:p>
@@ -4799,7 +4857,7 @@
         </w:tc>
         <w:tc>
           <w:tcPr>
-            <w:tcW w:w="1513" w:type="pct"/>
+            <w:tcW w:w="1552" w:type="pct"/>
             <w:gridSpan w:val="4"/>
             <w:tcBorders>
               <w:top w:val="single" w:sz="4" w:space="0" w:color="000000"/>
@@ -4831,7 +4889,7 @@
         </w:tc>
         <w:tc>
           <w:tcPr>
-            <w:tcW w:w="843" w:type="pct"/>
+            <w:tcW w:w="664" w:type="pct"/>
             <w:gridSpan w:val="2"/>
             <w:tcBorders>
               <w:top w:val="single" w:sz="4" w:space="0" w:color="000000"/>
@@ -4863,7 +4921,7 @@
         </w:tc>
         <w:tc>
           <w:tcPr>
-            <w:tcW w:w="1137" w:type="pct"/>
+            <w:tcW w:w="1023" w:type="pct"/>
             <w:gridSpan w:val="4"/>
             <w:tcBorders>
               <w:top w:val="single" w:sz="4" w:space="0" w:color="000000"/>
@@ -4895,7 +4953,7 @@
         </w:tc>
         <w:tc>
           <w:tcPr>
-            <w:tcW w:w="455" w:type="pct"/>
+            <w:tcW w:w="806" w:type="pct"/>
             <w:tcBorders>
               <w:top w:val="single" w:sz="4" w:space="0" w:color="000000"/>
             </w:tcBorders>
@@ -4931,7 +4989,7 @@
         </w:trPr>
         <w:tc>
           <w:tcPr>
-            <w:tcW w:w="2564" w:type="pct"/>
+            <w:tcW w:w="2506" w:type="pct"/>
             <w:gridSpan w:val="7"/>
             <w:vAlign w:val="bottom"/>
           </w:tcPr>
@@ -4961,7 +5019,7 @@
         </w:tc>
         <w:tc>
           <w:tcPr>
-            <w:tcW w:w="2436" w:type="pct"/>
+            <w:tcW w:w="2494" w:type="pct"/>
             <w:gridSpan w:val="7"/>
             <w:vAlign w:val="bottom"/>
           </w:tcPr>
@@ -4996,7 +5054,7 @@
         </w:trPr>
         <w:tc>
           <w:tcPr>
-            <w:tcW w:w="545" w:type="pct"/>
+            <w:tcW w:w="235" w:type="pct"/>
             <w:vAlign w:val="bottom"/>
           </w:tcPr>
           <w:p>
@@ -5035,7 +5093,7 @@
         </w:tc>
         <w:tc>
           <w:tcPr>
-            <w:tcW w:w="758" w:type="pct"/>
+            <w:tcW w:w="937" w:type="pct"/>
             <w:gridSpan w:val="3"/>
             <w:tcBorders>
               <w:bottom w:val="single" w:sz="4" w:space="0" w:color="000000"/>
@@ -5090,7 +5148,7 @@
         </w:tc>
         <w:tc>
           <w:tcPr>
-            <w:tcW w:w="676" w:type="pct"/>
+            <w:tcW w:w="309" w:type="pct"/>
             <w:vAlign w:val="bottom"/>
           </w:tcPr>
           <w:p>
@@ -5129,7 +5187,7 @@
         </w:tc>
         <w:tc>
           <w:tcPr>
-            <w:tcW w:w="585" w:type="pct"/>
+            <w:tcW w:w="1026" w:type="pct"/>
             <w:gridSpan w:val="2"/>
             <w:tcBorders>
               <w:bottom w:val="single" w:sz="4" w:space="0" w:color="000000"/>
@@ -5184,7 +5242,7 @@
         </w:tc>
         <w:tc>
           <w:tcPr>
-            <w:tcW w:w="548" w:type="pct"/>
+            <w:tcW w:w="235" w:type="pct"/>
             <w:vAlign w:val="bottom"/>
           </w:tcPr>
           <w:p>
@@ -5223,7 +5281,7 @@
         </w:tc>
         <w:tc>
           <w:tcPr>
-            <w:tcW w:w="639" w:type="pct"/>
+            <w:tcW w:w="930" w:type="pct"/>
             <w:gridSpan w:val="2"/>
             <w:tcBorders>
               <w:bottom w:val="single" w:sz="4" w:space="0" w:color="000000"/>
@@ -5278,7 +5336,7 @@
         </w:tc>
         <w:tc>
           <w:tcPr>
-            <w:tcW w:w="671" w:type="pct"/>
+            <w:tcW w:w="308" w:type="pct"/>
             <w:gridSpan w:val="2"/>
             <w:vAlign w:val="bottom"/>
           </w:tcPr>
@@ -5308,7 +5366,7 @@
         </w:tc>
         <w:tc>
           <w:tcPr>
-            <w:tcW w:w="577" w:type="pct"/>
+            <w:tcW w:w="1021" w:type="pct"/>
             <w:gridSpan w:val="2"/>
             <w:tcBorders>
               <w:bottom w:val="single" w:sz="4" w:space="0" w:color="000000"/>
@@ -5653,7 +5711,6 @@
                 <w:sz w:val="24"/>
                 <w:szCs w:val="24"/>
               </w:rPr>
-              <w:lastRenderedPageBreak/>
               <w:t>Father’s Name:</w:t>
             </w:r>
           </w:p>
@@ -5916,6 +5973,7 @@
                 <w:sz w:val="24"/>
                 <w:szCs w:val="24"/>
               </w:rPr>
+              <w:lastRenderedPageBreak/>
               <w:t>Mother’s</w:t>
             </w:r>
             <w:r>
@@ -6179,13 +6237,9 @@
         <w:spacing w:after="0" w:line="280" w:lineRule="auto"/>
         <w:jc w:val="both"/>
         <w:rPr>
-          <w:rFonts w:ascii="Berlin Sans FB" w:hAnsi="Berlin Sans FB"/>
-          <w:i/>
-          <w:iCs/>
-          <w:sz w:val="2"/>
-          <w:szCs w:val="2"/>
-          <w:lang w:val="en-PH"/>
-          <w14:ligatures w14:val="none"/>
+          <w:rFonts w:ascii="Old English Text MT" w:hAnsi="Old English Text MT" w:cs="Times New Roman"/>
+          <w:sz w:val="22"/>
+          <w:szCs w:val="28"/>
         </w:rPr>
       </w:pPr>
       <w:r>
@@ -6212,6 +6266,3677 @@
         </w:rPr>
         <w:t>students}</w:t>
       </w:r>
+    </w:p>
+    <w:p>
+      <w:pPr>
+        <w:spacing w:after="0" w:line="280" w:lineRule="auto"/>
+        <w:jc w:val="both"/>
+        <w:rPr>
+          <w:rFonts w:ascii="Berlin Sans FB" w:hAnsi="Berlin Sans FB"/>
+          <w:i/>
+          <w:iCs/>
+          <w:sz w:val="2"/>
+          <w:szCs w:val="2"/>
+          <w:lang w:val="en-PH"/>
+          <w14:ligatures w14:val="none"/>
+        </w:rPr>
+      </w:pPr>
+    </w:p>
+    <w:p>
+      <w:pPr>
+        <w:spacing w:after="0" w:line="280" w:lineRule="auto"/>
+        <w:jc w:val="both"/>
+        <w:rPr>
+          <w:rFonts w:ascii="Berlin Sans FB" w:hAnsi="Berlin Sans FB"/>
+          <w:i/>
+          <w:iCs/>
+          <w:sz w:val="2"/>
+          <w:szCs w:val="2"/>
+          <w:lang w:val="en-PH"/>
+          <w14:ligatures w14:val="none"/>
+        </w:rPr>
+      </w:pPr>
+    </w:p>
+    <w:p>
+      <w:pPr>
+        <w:spacing w:after="0" w:line="280" w:lineRule="auto"/>
+        <w:jc w:val="both"/>
+        <w:rPr>
+          <w:rFonts w:ascii="Berlin Sans FB" w:hAnsi="Berlin Sans FB"/>
+          <w:i/>
+          <w:iCs/>
+          <w:sz w:val="2"/>
+          <w:szCs w:val="2"/>
+          <w:lang w:val="en-PH"/>
+          <w14:ligatures w14:val="none"/>
+        </w:rPr>
+      </w:pPr>
+    </w:p>
+    <w:p>
+      <w:pPr>
+        <w:spacing w:after="0" w:line="280" w:lineRule="auto"/>
+        <w:jc w:val="both"/>
+        <w:rPr>
+          <w:rFonts w:ascii="Berlin Sans FB" w:hAnsi="Berlin Sans FB"/>
+          <w:i/>
+          <w:iCs/>
+          <w:sz w:val="2"/>
+          <w:szCs w:val="2"/>
+          <w:lang w:val="en-PH"/>
+          <w14:ligatures w14:val="none"/>
+        </w:rPr>
+      </w:pPr>
+    </w:p>
+    <w:p>
+      <w:pPr>
+        <w:spacing w:after="0" w:line="280" w:lineRule="auto"/>
+        <w:jc w:val="both"/>
+        <w:rPr>
+          <w:rFonts w:ascii="Berlin Sans FB" w:hAnsi="Berlin Sans FB"/>
+          <w:i/>
+          <w:iCs/>
+          <w:sz w:val="2"/>
+          <w:szCs w:val="2"/>
+          <w:lang w:val="en-PH"/>
+          <w14:ligatures w14:val="none"/>
+        </w:rPr>
+      </w:pPr>
+    </w:p>
+    <w:p>
+      <w:pPr>
+        <w:spacing w:after="0" w:line="280" w:lineRule="auto"/>
+        <w:jc w:val="both"/>
+        <w:rPr>
+          <w:rFonts w:ascii="Berlin Sans FB" w:hAnsi="Berlin Sans FB"/>
+          <w:i/>
+          <w:iCs/>
+          <w:sz w:val="2"/>
+          <w:szCs w:val="2"/>
+          <w:lang w:val="en-PH"/>
+          <w14:ligatures w14:val="none"/>
+        </w:rPr>
+      </w:pPr>
+    </w:p>
+    <w:p>
+      <w:pPr>
+        <w:spacing w:after="0" w:line="280" w:lineRule="auto"/>
+        <w:jc w:val="both"/>
+        <w:rPr>
+          <w:rFonts w:ascii="Berlin Sans FB" w:hAnsi="Berlin Sans FB"/>
+          <w:i/>
+          <w:iCs/>
+          <w:sz w:val="2"/>
+          <w:szCs w:val="2"/>
+          <w:lang w:val="en-PH"/>
+          <w14:ligatures w14:val="none"/>
+        </w:rPr>
+      </w:pPr>
+    </w:p>
+    <w:p>
+      <w:pPr>
+        <w:spacing w:after="0" w:line="280" w:lineRule="auto"/>
+        <w:jc w:val="both"/>
+        <w:rPr>
+          <w:rFonts w:ascii="Berlin Sans FB" w:hAnsi="Berlin Sans FB"/>
+          <w:i/>
+          <w:iCs/>
+          <w:sz w:val="2"/>
+          <w:szCs w:val="2"/>
+          <w:lang w:val="en-PH"/>
+          <w14:ligatures w14:val="none"/>
+        </w:rPr>
+      </w:pPr>
+    </w:p>
+    <w:p>
+      <w:pPr>
+        <w:spacing w:after="0"/>
+        <w:rPr>
+          <w:rFonts w:ascii="Fredoka" w:hAnsi="Fredoka" w:cs="Fredoka"/>
+          <w:b/>
+          <w:bCs/>
+          <w:sz w:val="34"/>
+          <w:szCs w:val="34"/>
+        </w:rPr>
+      </w:pPr>
+      <w:r>
+        <w:rPr>
+          <w:rFonts w:ascii="Fredoka" w:hAnsi="Fredoka" w:cs="Fredoka"/>
+          <w:b/>
+          <w:bCs/>
+          <w:sz w:val="40"/>
+          <w:szCs w:val="40"/>
+        </w:rPr>
+        <w:t>To parents:</w:t>
+      </w:r>
+    </w:p>
+    <w:p>
+      <w:pPr>
+        <w:spacing w:after="0"/>
+        <w:rPr>
+          <w:rFonts w:ascii="Fredoka" w:hAnsi="Fredoka" w:cs="Fredoka"/>
+          <w:sz w:val="34"/>
+          <w:szCs w:val="34"/>
+        </w:rPr>
+      </w:pPr>
+    </w:p>
+    <w:p>
+      <w:pPr>
+        <w:spacing w:after="0"/>
+        <w:ind w:firstLine="720"/>
+        <w:jc w:val="both"/>
+        <w:rPr>
+          <w:rFonts w:ascii="Fredoka" w:hAnsi="Fredoka" w:cs="Fredoka"/>
+          <w:sz w:val="34"/>
+          <w:szCs w:val="34"/>
+          <w:lang w:val="en-PH"/>
+          <w14:ligatures w14:val="none"/>
+        </w:rPr>
+      </w:pPr>
+      <w:r>
+        <w:rPr>
+          <w:rFonts w:ascii="Fredoka" w:hAnsi="Fredoka" w:cs="Fredoka"/>
+          <w:sz w:val="34"/>
+          <w:szCs w:val="34"/>
+        </w:rPr>
+        <w:t xml:space="preserve">This </w:t>
+      </w:r>
+      <w:r>
+        <w:rPr>
+          <w:rFonts w:ascii="Fredoka" w:hAnsi="Fredoka" w:cs="Fredoka"/>
+          <w:b/>
+          <w:bCs/>
+          <w:sz w:val="34"/>
+          <w:szCs w:val="34"/>
+        </w:rPr>
+        <w:t>Progress Report</w:t>
+      </w:r>
+      <w:r>
+        <w:rPr>
+          <w:rFonts w:ascii="Fredoka" w:hAnsi="Fredoka" w:cs="Fredoka"/>
+          <w:sz w:val="34"/>
+          <w:szCs w:val="34"/>
+        </w:rPr>
+        <w:t xml:space="preserve"> informs parents about their child’s learning achievements based on the Kindergarten Curriculum Guide. It provides a summary of the child’s performance and indicates their level of progress across different developmental domains every ten (10) weeks or each term. The report also helps determine whether additional time and follow-up support are needed for the child to achieve the expected competencies. </w:t>
+      </w:r>
+    </w:p>
+    <w:p>
+      <w:pPr>
+        <w:spacing w:after="0"/>
+        <w:ind w:firstLine="720"/>
+        <w:jc w:val="both"/>
+        <w:rPr>
+          <w:rFonts w:ascii="Fredoka" w:hAnsi="Fredoka" w:cs="Fredoka"/>
+          <w:sz w:val="34"/>
+          <w:szCs w:val="34"/>
+        </w:rPr>
+      </w:pPr>
+    </w:p>
+    <w:p>
+      <w:pPr>
+        <w:spacing w:after="0" w:line="280" w:lineRule="auto"/>
+        <w:ind w:firstLine="720"/>
+        <w:jc w:val="both"/>
+        <w:rPr>
+          <w:rFonts w:ascii="Fredoka" w:hAnsi="Fredoka" w:cs="Fredoka"/>
+          <w:sz w:val="34"/>
+          <w:szCs w:val="34"/>
+        </w:rPr>
+      </w:pPr>
+      <w:r>
+        <w:rPr>
+          <w:rFonts w:ascii="Fredoka" w:hAnsi="Fredoka" w:cs="Fredoka"/>
+          <w:sz w:val="34"/>
+          <w:szCs w:val="34"/>
+        </w:rPr>
+        <w:t xml:space="preserve">The </w:t>
+      </w:r>
+      <w:r>
+        <w:rPr>
+          <w:rFonts w:ascii="Fredoka" w:hAnsi="Fredoka" w:cs="Fredoka"/>
+          <w:b/>
+          <w:bCs/>
+          <w:sz w:val="34"/>
+          <w:szCs w:val="34"/>
+        </w:rPr>
+        <w:t xml:space="preserve">Philippine Early Childhood Development Checklist (Form 2) </w:t>
+      </w:r>
+      <w:r>
+        <w:rPr>
+          <w:rFonts w:ascii="Fredoka" w:hAnsi="Fredoka" w:cs="Fredoka"/>
+          <w:sz w:val="34"/>
+          <w:szCs w:val="34"/>
+        </w:rPr>
+        <w:t xml:space="preserve">contains the knowledge, skills, and attitudes of children aged 3.1 to 5.11 years. It can be used as a guide to getting to know your child and consequently </w:t>
+      </w:r>
+      <w:r>
+        <w:rPr>
+          <w:rFonts w:ascii="Fredoka" w:hAnsi="Fredoka" w:cs="Fredoka"/>
+          <w:sz w:val="34"/>
+          <w:szCs w:val="34"/>
+        </w:rPr>
+        <w:t>provide appropriate care and instruction to guide their growth and development.</w:t>
+      </w:r>
+    </w:p>
+    <w:p>
+      <w:pPr>
+        <w:spacing w:after="0" w:line="280" w:lineRule="auto"/>
+        <w:jc w:val="both"/>
+        <w:rPr>
+          <w:rFonts w:ascii="Fredoka" w:hAnsi="Fredoka" w:cs="Fredoka"/>
+          <w:sz w:val="34"/>
+          <w:szCs w:val="34"/>
+        </w:rPr>
+      </w:pPr>
+    </w:p>
+    <w:tbl>
+      <w:tblPr>
+        <w:tblStyle w:val="TableGrid"/>
+        <w:tblW w:w="0" w:type="auto"/>
+        <w:tblLook w:val="04A0" w:firstRow="1" w:lastRow="0" w:firstColumn="1" w:lastColumn="0" w:noHBand="0" w:noVBand="1"/>
+      </w:tblPr>
+      <w:tblGrid>
+        <w:gridCol w:w="4752"/>
+        <w:gridCol w:w="360"/>
+        <w:gridCol w:w="361"/>
+        <w:gridCol w:w="360"/>
+        <w:gridCol w:w="360"/>
+        <w:gridCol w:w="361"/>
+        <w:gridCol w:w="360"/>
+      </w:tblGrid>
+      <w:tr>
+        <w:trPr>
+          <w:trHeight w:val="20"/>
+        </w:trPr>
+        <w:tc>
+          <w:tcPr>
+            <w:tcW w:w="4752" w:type="dxa"/>
+            <w:vAlign w:val="center"/>
+          </w:tcPr>
+          <w:p>
+            <w:pPr>
+              <w:pStyle w:val="ListParagraph"/>
+              <w:numPr>
+                <w:ilvl w:val="0"/>
+                <w:numId w:val="12"/>
+              </w:numPr>
+              <w:spacing w:after="0" w:line="240" w:lineRule="auto"/>
+              <w:ind w:left="423"/>
+              <w:rPr>
+                <w:rFonts w:ascii="Fredoka" w:hAnsi="Fredoka" w:cs="Fredoka"/>
+                <w:bCs/>
+                <w:szCs w:val="40"/>
+              </w:rPr>
+            </w:pPr>
+            <w:r>
+              <w:rPr>
+                <w:rFonts w:ascii="Fredoka" w:hAnsi="Fredoka" w:cs="Fredoka"/>
+                <w:bCs/>
+                <w:szCs w:val="40"/>
+              </w:rPr>
+              <w:t>Friendly with strangers but initially may show slight anxiety or shyness</w:t>
+            </w:r>
+          </w:p>
+        </w:tc>
+        <w:tc>
+          <w:tcPr>
+            <w:tcW w:w="360" w:type="dxa"/>
+            <w:vAlign w:val="center"/>
+          </w:tcPr>
+          <w:p>
+            <w:pPr>
+              <w:spacing w:after="0" w:line="240" w:lineRule="auto"/>
+              <w:jc w:val="center"/>
+              <w:rPr>
+                <w:rFonts w:ascii="Fredoka" w:hAnsi="Fredoka" w:cs="Fredoka"/>
+                <w:bCs/>
+                <w:szCs w:val="40"/>
+              </w:rPr>
+            </w:pPr>
+          </w:p>
+        </w:tc>
+        <w:tc>
+          <w:tcPr>
+            <w:tcW w:w="361" w:type="dxa"/>
+            <w:vAlign w:val="center"/>
+          </w:tcPr>
+          <w:p>
+            <w:pPr>
+              <w:spacing w:after="0" w:line="240" w:lineRule="auto"/>
+              <w:jc w:val="center"/>
+              <w:rPr>
+                <w:rFonts w:ascii="Fredoka" w:hAnsi="Fredoka" w:cs="Fredoka"/>
+                <w:bCs/>
+                <w:szCs w:val="40"/>
+              </w:rPr>
+            </w:pPr>
+          </w:p>
+        </w:tc>
+        <w:tc>
+          <w:tcPr>
+            <w:tcW w:w="360" w:type="dxa"/>
+            <w:vAlign w:val="center"/>
+          </w:tcPr>
+          <w:p>
+            <w:pPr>
+              <w:spacing w:after="0" w:line="240" w:lineRule="auto"/>
+              <w:jc w:val="center"/>
+              <w:rPr>
+                <w:rFonts w:ascii="Fredoka" w:hAnsi="Fredoka" w:cs="Fredoka"/>
+                <w:bCs/>
+                <w:szCs w:val="40"/>
+              </w:rPr>
+            </w:pPr>
+          </w:p>
+        </w:tc>
+        <w:tc>
+          <w:tcPr>
+            <w:tcW w:w="360" w:type="dxa"/>
+            <w:vAlign w:val="center"/>
+          </w:tcPr>
+          <w:p>
+            <w:pPr>
+              <w:spacing w:after="0" w:line="240" w:lineRule="auto"/>
+              <w:jc w:val="center"/>
+              <w:rPr>
+                <w:rFonts w:ascii="Fredoka" w:hAnsi="Fredoka" w:cs="Fredoka"/>
+                <w:bCs/>
+                <w:szCs w:val="40"/>
+              </w:rPr>
+            </w:pPr>
+          </w:p>
+        </w:tc>
+        <w:tc>
+          <w:tcPr>
+            <w:tcW w:w="361" w:type="dxa"/>
+            <w:vAlign w:val="center"/>
+          </w:tcPr>
+          <w:p>
+            <w:pPr>
+              <w:spacing w:after="0" w:line="240" w:lineRule="auto"/>
+              <w:jc w:val="center"/>
+              <w:rPr>
+                <w:rFonts w:ascii="Fredoka" w:hAnsi="Fredoka" w:cs="Fredoka"/>
+                <w:bCs/>
+                <w:szCs w:val="40"/>
+              </w:rPr>
+            </w:pPr>
+          </w:p>
+        </w:tc>
+        <w:tc>
+          <w:tcPr>
+            <w:tcW w:w="360" w:type="dxa"/>
+            <w:vAlign w:val="center"/>
+          </w:tcPr>
+          <w:p>
+            <w:pPr>
+              <w:spacing w:after="0" w:line="240" w:lineRule="auto"/>
+              <w:jc w:val="center"/>
+              <w:rPr>
+                <w:rFonts w:ascii="Fredoka" w:hAnsi="Fredoka" w:cs="Fredoka"/>
+                <w:bCs/>
+                <w:szCs w:val="40"/>
+              </w:rPr>
+            </w:pPr>
+          </w:p>
+        </w:tc>
+      </w:tr>
+      <w:tr>
+        <w:trPr>
+          <w:trHeight w:val="20"/>
+        </w:trPr>
+        <w:tc>
+          <w:tcPr>
+            <w:tcW w:w="4752" w:type="dxa"/>
+            <w:vAlign w:val="center"/>
+          </w:tcPr>
+          <w:p>
+            <w:pPr>
+              <w:pStyle w:val="ListParagraph"/>
+              <w:numPr>
+                <w:ilvl w:val="0"/>
+                <w:numId w:val="12"/>
+              </w:numPr>
+              <w:spacing w:after="0" w:line="240" w:lineRule="auto"/>
+              <w:ind w:left="425"/>
+              <w:rPr>
+                <w:rFonts w:ascii="Fredoka" w:hAnsi="Fredoka" w:cs="Fredoka"/>
+                <w:bCs/>
+                <w:szCs w:val="40"/>
+              </w:rPr>
+            </w:pPr>
+            <w:r>
+              <w:rPr>
+                <w:rFonts w:ascii="Fredoka" w:hAnsi="Fredoka" w:cs="Fredoka"/>
+                <w:bCs/>
+                <w:szCs w:val="40"/>
+              </w:rPr>
+              <w:t>Plays alone but likes to be near familiar adults or brothers and sisters</w:t>
+            </w:r>
+          </w:p>
+        </w:tc>
+        <w:tc>
+          <w:tcPr>
+            <w:tcW w:w="360" w:type="dxa"/>
+            <w:vAlign w:val="center"/>
+          </w:tcPr>
+          <w:p>
+            <w:pPr>
+              <w:spacing w:after="0" w:line="240" w:lineRule="auto"/>
+              <w:jc w:val="center"/>
+              <w:rPr>
+                <w:rFonts w:ascii="Fredoka" w:hAnsi="Fredoka" w:cs="Fredoka"/>
+                <w:bCs/>
+                <w:szCs w:val="40"/>
+              </w:rPr>
+            </w:pPr>
+          </w:p>
+        </w:tc>
+        <w:tc>
+          <w:tcPr>
+            <w:tcW w:w="361" w:type="dxa"/>
+            <w:vAlign w:val="center"/>
+          </w:tcPr>
+          <w:p>
+            <w:pPr>
+              <w:spacing w:after="0" w:line="240" w:lineRule="auto"/>
+              <w:jc w:val="center"/>
+              <w:rPr>
+                <w:rFonts w:ascii="Fredoka" w:hAnsi="Fredoka" w:cs="Fredoka"/>
+                <w:bCs/>
+                <w:szCs w:val="40"/>
+              </w:rPr>
+            </w:pPr>
+          </w:p>
+        </w:tc>
+        <w:tc>
+          <w:tcPr>
+            <w:tcW w:w="360" w:type="dxa"/>
+            <w:vAlign w:val="center"/>
+          </w:tcPr>
+          <w:p>
+            <w:pPr>
+              <w:spacing w:after="0" w:line="240" w:lineRule="auto"/>
+              <w:jc w:val="center"/>
+              <w:rPr>
+                <w:rFonts w:ascii="Fredoka" w:hAnsi="Fredoka" w:cs="Fredoka"/>
+                <w:bCs/>
+                <w:szCs w:val="40"/>
+              </w:rPr>
+            </w:pPr>
+          </w:p>
+        </w:tc>
+        <w:tc>
+          <w:tcPr>
+            <w:tcW w:w="360" w:type="dxa"/>
+            <w:vAlign w:val="center"/>
+          </w:tcPr>
+          <w:p>
+            <w:pPr>
+              <w:spacing w:after="0" w:line="240" w:lineRule="auto"/>
+              <w:jc w:val="center"/>
+              <w:rPr>
+                <w:rFonts w:ascii="Fredoka" w:hAnsi="Fredoka" w:cs="Fredoka"/>
+                <w:bCs/>
+                <w:szCs w:val="40"/>
+              </w:rPr>
+            </w:pPr>
+          </w:p>
+        </w:tc>
+        <w:tc>
+          <w:tcPr>
+            <w:tcW w:w="361" w:type="dxa"/>
+            <w:vAlign w:val="center"/>
+          </w:tcPr>
+          <w:p>
+            <w:pPr>
+              <w:spacing w:after="0" w:line="240" w:lineRule="auto"/>
+              <w:jc w:val="center"/>
+              <w:rPr>
+                <w:rFonts w:ascii="Fredoka" w:hAnsi="Fredoka" w:cs="Fredoka"/>
+                <w:bCs/>
+                <w:szCs w:val="40"/>
+              </w:rPr>
+            </w:pPr>
+          </w:p>
+        </w:tc>
+        <w:tc>
+          <w:tcPr>
+            <w:tcW w:w="360" w:type="dxa"/>
+            <w:vAlign w:val="center"/>
+          </w:tcPr>
+          <w:p>
+            <w:pPr>
+              <w:spacing w:after="0" w:line="240" w:lineRule="auto"/>
+              <w:jc w:val="center"/>
+              <w:rPr>
+                <w:rFonts w:ascii="Fredoka" w:hAnsi="Fredoka" w:cs="Fredoka"/>
+                <w:bCs/>
+                <w:szCs w:val="40"/>
+              </w:rPr>
+            </w:pPr>
+          </w:p>
+        </w:tc>
+      </w:tr>
+      <w:tr>
+        <w:trPr>
+          <w:trHeight w:val="20"/>
+        </w:trPr>
+        <w:tc>
+          <w:tcPr>
+            <w:tcW w:w="4752" w:type="dxa"/>
+            <w:vAlign w:val="center"/>
+          </w:tcPr>
+          <w:p>
+            <w:pPr>
+              <w:pStyle w:val="ListParagraph"/>
+              <w:numPr>
+                <w:ilvl w:val="0"/>
+                <w:numId w:val="12"/>
+              </w:numPr>
+              <w:spacing w:after="0" w:line="240" w:lineRule="auto"/>
+              <w:ind w:left="425"/>
+              <w:rPr>
+                <w:rFonts w:ascii="Fredoka" w:hAnsi="Fredoka" w:cs="Fredoka"/>
+                <w:bCs/>
+                <w:szCs w:val="40"/>
+              </w:rPr>
+            </w:pPr>
+            <w:r>
+              <w:rPr>
+                <w:rFonts w:ascii="Fredoka" w:hAnsi="Fredoka" w:cs="Fredoka"/>
+                <w:bCs/>
+                <w:szCs w:val="40"/>
+              </w:rPr>
+              <w:t>Laughs or squeals aloud in play</w:t>
+            </w:r>
+          </w:p>
+        </w:tc>
+        <w:tc>
+          <w:tcPr>
+            <w:tcW w:w="360" w:type="dxa"/>
+            <w:vAlign w:val="center"/>
+          </w:tcPr>
+          <w:p>
+            <w:pPr>
+              <w:spacing w:after="0" w:line="240" w:lineRule="auto"/>
+              <w:jc w:val="center"/>
+              <w:rPr>
+                <w:rFonts w:ascii="Fredoka" w:hAnsi="Fredoka" w:cs="Fredoka"/>
+                <w:bCs/>
+                <w:szCs w:val="40"/>
+              </w:rPr>
+            </w:pPr>
+          </w:p>
+        </w:tc>
+        <w:tc>
+          <w:tcPr>
+            <w:tcW w:w="361" w:type="dxa"/>
+            <w:vAlign w:val="center"/>
+          </w:tcPr>
+          <w:p>
+            <w:pPr>
+              <w:spacing w:after="0" w:line="240" w:lineRule="auto"/>
+              <w:jc w:val="center"/>
+              <w:rPr>
+                <w:rFonts w:ascii="Fredoka" w:hAnsi="Fredoka" w:cs="Fredoka"/>
+                <w:bCs/>
+                <w:szCs w:val="40"/>
+              </w:rPr>
+            </w:pPr>
+          </w:p>
+        </w:tc>
+        <w:tc>
+          <w:tcPr>
+            <w:tcW w:w="360" w:type="dxa"/>
+            <w:vAlign w:val="center"/>
+          </w:tcPr>
+          <w:p>
+            <w:pPr>
+              <w:spacing w:after="0" w:line="240" w:lineRule="auto"/>
+              <w:jc w:val="center"/>
+              <w:rPr>
+                <w:rFonts w:ascii="Fredoka" w:hAnsi="Fredoka" w:cs="Fredoka"/>
+                <w:bCs/>
+                <w:szCs w:val="40"/>
+              </w:rPr>
+            </w:pPr>
+          </w:p>
+        </w:tc>
+        <w:tc>
+          <w:tcPr>
+            <w:tcW w:w="360" w:type="dxa"/>
+            <w:vAlign w:val="center"/>
+          </w:tcPr>
+          <w:p>
+            <w:pPr>
+              <w:spacing w:after="0" w:line="240" w:lineRule="auto"/>
+              <w:jc w:val="center"/>
+              <w:rPr>
+                <w:rFonts w:ascii="Fredoka" w:hAnsi="Fredoka" w:cs="Fredoka"/>
+                <w:bCs/>
+                <w:szCs w:val="40"/>
+              </w:rPr>
+            </w:pPr>
+          </w:p>
+        </w:tc>
+        <w:tc>
+          <w:tcPr>
+            <w:tcW w:w="361" w:type="dxa"/>
+            <w:vAlign w:val="center"/>
+          </w:tcPr>
+          <w:p>
+            <w:pPr>
+              <w:spacing w:after="0" w:line="240" w:lineRule="auto"/>
+              <w:jc w:val="center"/>
+              <w:rPr>
+                <w:rFonts w:ascii="Fredoka" w:hAnsi="Fredoka" w:cs="Fredoka"/>
+                <w:bCs/>
+                <w:szCs w:val="40"/>
+              </w:rPr>
+            </w:pPr>
+          </w:p>
+        </w:tc>
+        <w:tc>
+          <w:tcPr>
+            <w:tcW w:w="360" w:type="dxa"/>
+            <w:vAlign w:val="center"/>
+          </w:tcPr>
+          <w:p>
+            <w:pPr>
+              <w:spacing w:after="0" w:line="240" w:lineRule="auto"/>
+              <w:jc w:val="center"/>
+              <w:rPr>
+                <w:rFonts w:ascii="Fredoka" w:hAnsi="Fredoka" w:cs="Fredoka"/>
+                <w:bCs/>
+                <w:szCs w:val="40"/>
+              </w:rPr>
+            </w:pPr>
+          </w:p>
+        </w:tc>
+      </w:tr>
+      <w:tr>
+        <w:trPr>
+          <w:trHeight w:val="20"/>
+        </w:trPr>
+        <w:tc>
+          <w:tcPr>
+            <w:tcW w:w="4752" w:type="dxa"/>
+            <w:vAlign w:val="center"/>
+          </w:tcPr>
+          <w:p>
+            <w:pPr>
+              <w:pStyle w:val="ListParagraph"/>
+              <w:numPr>
+                <w:ilvl w:val="0"/>
+                <w:numId w:val="12"/>
+              </w:numPr>
+              <w:spacing w:after="0" w:line="240" w:lineRule="auto"/>
+              <w:ind w:left="425"/>
+              <w:rPr>
+                <w:rFonts w:ascii="Fredoka" w:hAnsi="Fredoka" w:cs="Fredoka"/>
+                <w:bCs/>
+                <w:szCs w:val="40"/>
+              </w:rPr>
+            </w:pPr>
+            <w:r>
+              <w:rPr>
+                <w:rFonts w:ascii="Fredoka" w:hAnsi="Fredoka" w:cs="Fredoka"/>
+                <w:bCs/>
+                <w:szCs w:val="40"/>
+              </w:rPr>
+              <w:t>Play peek-a-boo (</w:t>
+            </w:r>
+            <w:proofErr w:type="spellStart"/>
+            <w:r>
+              <w:rPr>
+                <w:rFonts w:ascii="Fredoka" w:hAnsi="Fredoka" w:cs="Fredoka"/>
+                <w:bCs/>
+                <w:szCs w:val="40"/>
+              </w:rPr>
+              <w:t>bulaga</w:t>
+            </w:r>
+            <w:proofErr w:type="spellEnd"/>
+            <w:r>
+              <w:rPr>
+                <w:rFonts w:ascii="Fredoka" w:hAnsi="Fredoka" w:cs="Fredoka"/>
+                <w:bCs/>
+                <w:szCs w:val="40"/>
+              </w:rPr>
+              <w:t>)</w:t>
+            </w:r>
+          </w:p>
+        </w:tc>
+        <w:tc>
+          <w:tcPr>
+            <w:tcW w:w="360" w:type="dxa"/>
+            <w:vAlign w:val="center"/>
+          </w:tcPr>
+          <w:p>
+            <w:pPr>
+              <w:spacing w:after="0" w:line="240" w:lineRule="auto"/>
+              <w:jc w:val="center"/>
+              <w:rPr>
+                <w:rFonts w:ascii="Fredoka" w:hAnsi="Fredoka" w:cs="Fredoka"/>
+                <w:bCs/>
+                <w:szCs w:val="40"/>
+              </w:rPr>
+            </w:pPr>
+          </w:p>
+        </w:tc>
+        <w:tc>
+          <w:tcPr>
+            <w:tcW w:w="361" w:type="dxa"/>
+            <w:vAlign w:val="center"/>
+          </w:tcPr>
+          <w:p>
+            <w:pPr>
+              <w:spacing w:after="0" w:line="240" w:lineRule="auto"/>
+              <w:jc w:val="center"/>
+              <w:rPr>
+                <w:rFonts w:ascii="Fredoka" w:hAnsi="Fredoka" w:cs="Fredoka"/>
+                <w:bCs/>
+                <w:szCs w:val="40"/>
+              </w:rPr>
+            </w:pPr>
+          </w:p>
+        </w:tc>
+        <w:tc>
+          <w:tcPr>
+            <w:tcW w:w="360" w:type="dxa"/>
+            <w:vAlign w:val="center"/>
+          </w:tcPr>
+          <w:p>
+            <w:pPr>
+              <w:spacing w:after="0" w:line="240" w:lineRule="auto"/>
+              <w:jc w:val="center"/>
+              <w:rPr>
+                <w:rFonts w:ascii="Fredoka" w:hAnsi="Fredoka" w:cs="Fredoka"/>
+                <w:bCs/>
+                <w:szCs w:val="40"/>
+              </w:rPr>
+            </w:pPr>
+          </w:p>
+        </w:tc>
+        <w:tc>
+          <w:tcPr>
+            <w:tcW w:w="360" w:type="dxa"/>
+            <w:vAlign w:val="center"/>
+          </w:tcPr>
+          <w:p>
+            <w:pPr>
+              <w:spacing w:after="0" w:line="240" w:lineRule="auto"/>
+              <w:jc w:val="center"/>
+              <w:rPr>
+                <w:rFonts w:ascii="Fredoka" w:hAnsi="Fredoka" w:cs="Fredoka"/>
+                <w:bCs/>
+                <w:szCs w:val="40"/>
+              </w:rPr>
+            </w:pPr>
+          </w:p>
+        </w:tc>
+        <w:tc>
+          <w:tcPr>
+            <w:tcW w:w="361" w:type="dxa"/>
+            <w:vAlign w:val="center"/>
+          </w:tcPr>
+          <w:p>
+            <w:pPr>
+              <w:spacing w:after="0" w:line="240" w:lineRule="auto"/>
+              <w:jc w:val="center"/>
+              <w:rPr>
+                <w:rFonts w:ascii="Fredoka" w:hAnsi="Fredoka" w:cs="Fredoka"/>
+                <w:bCs/>
+                <w:szCs w:val="40"/>
+              </w:rPr>
+            </w:pPr>
+          </w:p>
+        </w:tc>
+        <w:tc>
+          <w:tcPr>
+            <w:tcW w:w="360" w:type="dxa"/>
+            <w:vAlign w:val="center"/>
+          </w:tcPr>
+          <w:p>
+            <w:pPr>
+              <w:spacing w:after="0" w:line="240" w:lineRule="auto"/>
+              <w:jc w:val="center"/>
+              <w:rPr>
+                <w:rFonts w:ascii="Fredoka" w:hAnsi="Fredoka" w:cs="Fredoka"/>
+                <w:bCs/>
+                <w:szCs w:val="40"/>
+              </w:rPr>
+            </w:pPr>
+          </w:p>
+        </w:tc>
+      </w:tr>
+      <w:tr>
+        <w:trPr>
+          <w:trHeight w:val="20"/>
+        </w:trPr>
+        <w:tc>
+          <w:tcPr>
+            <w:tcW w:w="4752" w:type="dxa"/>
+            <w:vAlign w:val="center"/>
+          </w:tcPr>
+          <w:p>
+            <w:pPr>
+              <w:pStyle w:val="ListParagraph"/>
+              <w:numPr>
+                <w:ilvl w:val="0"/>
+                <w:numId w:val="12"/>
+              </w:numPr>
+              <w:spacing w:after="0" w:line="240" w:lineRule="auto"/>
+              <w:ind w:left="425"/>
+              <w:rPr>
+                <w:rFonts w:ascii="Fredoka" w:hAnsi="Fredoka" w:cs="Fredoka"/>
+                <w:bCs/>
+                <w:szCs w:val="40"/>
+              </w:rPr>
+            </w:pPr>
+            <w:r>
+              <w:rPr>
+                <w:rFonts w:ascii="Fredoka" w:hAnsi="Fredoka" w:cs="Fredoka"/>
+                <w:bCs/>
+                <w:szCs w:val="40"/>
+              </w:rPr>
+              <w:t>Rolls ball interactively with caregiver/examiner</w:t>
+            </w:r>
+          </w:p>
+        </w:tc>
+        <w:tc>
+          <w:tcPr>
+            <w:tcW w:w="360" w:type="dxa"/>
+            <w:vAlign w:val="center"/>
+          </w:tcPr>
+          <w:p>
+            <w:pPr>
+              <w:spacing w:after="0" w:line="240" w:lineRule="auto"/>
+              <w:jc w:val="center"/>
+              <w:rPr>
+                <w:rFonts w:ascii="Fredoka" w:hAnsi="Fredoka" w:cs="Fredoka"/>
+                <w:bCs/>
+                <w:szCs w:val="40"/>
+              </w:rPr>
+            </w:pPr>
+          </w:p>
+        </w:tc>
+        <w:tc>
+          <w:tcPr>
+            <w:tcW w:w="361" w:type="dxa"/>
+            <w:vAlign w:val="center"/>
+          </w:tcPr>
+          <w:p>
+            <w:pPr>
+              <w:spacing w:after="0" w:line="240" w:lineRule="auto"/>
+              <w:jc w:val="center"/>
+              <w:rPr>
+                <w:rFonts w:ascii="Fredoka" w:hAnsi="Fredoka" w:cs="Fredoka"/>
+                <w:bCs/>
+                <w:szCs w:val="40"/>
+              </w:rPr>
+            </w:pPr>
+          </w:p>
+        </w:tc>
+        <w:tc>
+          <w:tcPr>
+            <w:tcW w:w="360" w:type="dxa"/>
+            <w:vAlign w:val="center"/>
+          </w:tcPr>
+          <w:p>
+            <w:pPr>
+              <w:spacing w:after="0" w:line="240" w:lineRule="auto"/>
+              <w:jc w:val="center"/>
+              <w:rPr>
+                <w:rFonts w:ascii="Fredoka" w:hAnsi="Fredoka" w:cs="Fredoka"/>
+                <w:bCs/>
+                <w:szCs w:val="40"/>
+              </w:rPr>
+            </w:pPr>
+          </w:p>
+        </w:tc>
+        <w:tc>
+          <w:tcPr>
+            <w:tcW w:w="360" w:type="dxa"/>
+            <w:vAlign w:val="center"/>
+          </w:tcPr>
+          <w:p>
+            <w:pPr>
+              <w:spacing w:after="0" w:line="240" w:lineRule="auto"/>
+              <w:jc w:val="center"/>
+              <w:rPr>
+                <w:rFonts w:ascii="Fredoka" w:hAnsi="Fredoka" w:cs="Fredoka"/>
+                <w:bCs/>
+                <w:szCs w:val="40"/>
+              </w:rPr>
+            </w:pPr>
+          </w:p>
+        </w:tc>
+        <w:tc>
+          <w:tcPr>
+            <w:tcW w:w="361" w:type="dxa"/>
+            <w:vAlign w:val="center"/>
+          </w:tcPr>
+          <w:p>
+            <w:pPr>
+              <w:spacing w:after="0" w:line="240" w:lineRule="auto"/>
+              <w:jc w:val="center"/>
+              <w:rPr>
+                <w:rFonts w:ascii="Fredoka" w:hAnsi="Fredoka" w:cs="Fredoka"/>
+                <w:bCs/>
+                <w:szCs w:val="40"/>
+              </w:rPr>
+            </w:pPr>
+          </w:p>
+        </w:tc>
+        <w:tc>
+          <w:tcPr>
+            <w:tcW w:w="360" w:type="dxa"/>
+            <w:vAlign w:val="center"/>
+          </w:tcPr>
+          <w:p>
+            <w:pPr>
+              <w:spacing w:after="0" w:line="240" w:lineRule="auto"/>
+              <w:jc w:val="center"/>
+              <w:rPr>
+                <w:rFonts w:ascii="Fredoka" w:hAnsi="Fredoka" w:cs="Fredoka"/>
+                <w:bCs/>
+                <w:szCs w:val="40"/>
+              </w:rPr>
+            </w:pPr>
+          </w:p>
+        </w:tc>
+      </w:tr>
+      <w:tr>
+        <w:trPr>
+          <w:trHeight w:val="20"/>
+        </w:trPr>
+        <w:tc>
+          <w:tcPr>
+            <w:tcW w:w="4752" w:type="dxa"/>
+            <w:vAlign w:val="center"/>
+          </w:tcPr>
+          <w:p>
+            <w:pPr>
+              <w:pStyle w:val="ListParagraph"/>
+              <w:numPr>
+                <w:ilvl w:val="0"/>
+                <w:numId w:val="12"/>
+              </w:numPr>
+              <w:spacing w:after="0" w:line="240" w:lineRule="auto"/>
+              <w:ind w:left="425"/>
+              <w:rPr>
+                <w:rFonts w:ascii="Fredoka" w:hAnsi="Fredoka" w:cs="Fredoka"/>
+                <w:bCs/>
+                <w:szCs w:val="40"/>
+              </w:rPr>
+            </w:pPr>
+            <w:r>
+              <w:rPr>
+                <w:rFonts w:ascii="Fredoka" w:hAnsi="Fredoka" w:cs="Fredoka"/>
+                <w:bCs/>
+                <w:szCs w:val="40"/>
+              </w:rPr>
+              <w:t>Hugs or cuddles toys</w:t>
+            </w:r>
+          </w:p>
+        </w:tc>
+        <w:tc>
+          <w:tcPr>
+            <w:tcW w:w="360" w:type="dxa"/>
+            <w:vAlign w:val="center"/>
+          </w:tcPr>
+          <w:p>
+            <w:pPr>
+              <w:spacing w:after="0" w:line="240" w:lineRule="auto"/>
+              <w:jc w:val="center"/>
+              <w:rPr>
+                <w:rFonts w:ascii="Fredoka" w:hAnsi="Fredoka" w:cs="Fredoka"/>
+                <w:bCs/>
+                <w:szCs w:val="40"/>
+              </w:rPr>
+            </w:pPr>
+          </w:p>
+        </w:tc>
+        <w:tc>
+          <w:tcPr>
+            <w:tcW w:w="361" w:type="dxa"/>
+            <w:vAlign w:val="center"/>
+          </w:tcPr>
+          <w:p>
+            <w:pPr>
+              <w:spacing w:after="0" w:line="240" w:lineRule="auto"/>
+              <w:jc w:val="center"/>
+              <w:rPr>
+                <w:rFonts w:ascii="Fredoka" w:hAnsi="Fredoka" w:cs="Fredoka"/>
+                <w:bCs/>
+                <w:szCs w:val="40"/>
+              </w:rPr>
+            </w:pPr>
+          </w:p>
+        </w:tc>
+        <w:tc>
+          <w:tcPr>
+            <w:tcW w:w="360" w:type="dxa"/>
+            <w:vAlign w:val="center"/>
+          </w:tcPr>
+          <w:p>
+            <w:pPr>
+              <w:spacing w:after="0" w:line="240" w:lineRule="auto"/>
+              <w:jc w:val="center"/>
+              <w:rPr>
+                <w:rFonts w:ascii="Fredoka" w:hAnsi="Fredoka" w:cs="Fredoka"/>
+                <w:bCs/>
+                <w:szCs w:val="40"/>
+              </w:rPr>
+            </w:pPr>
+          </w:p>
+        </w:tc>
+        <w:tc>
+          <w:tcPr>
+            <w:tcW w:w="360" w:type="dxa"/>
+            <w:vAlign w:val="center"/>
+          </w:tcPr>
+          <w:p>
+            <w:pPr>
+              <w:spacing w:after="0" w:line="240" w:lineRule="auto"/>
+              <w:jc w:val="center"/>
+              <w:rPr>
+                <w:rFonts w:ascii="Fredoka" w:hAnsi="Fredoka" w:cs="Fredoka"/>
+                <w:bCs/>
+                <w:szCs w:val="40"/>
+              </w:rPr>
+            </w:pPr>
+          </w:p>
+        </w:tc>
+        <w:tc>
+          <w:tcPr>
+            <w:tcW w:w="361" w:type="dxa"/>
+            <w:vAlign w:val="center"/>
+          </w:tcPr>
+          <w:p>
+            <w:pPr>
+              <w:spacing w:after="0" w:line="240" w:lineRule="auto"/>
+              <w:jc w:val="center"/>
+              <w:rPr>
+                <w:rFonts w:ascii="Fredoka" w:hAnsi="Fredoka" w:cs="Fredoka"/>
+                <w:bCs/>
+                <w:szCs w:val="40"/>
+              </w:rPr>
+            </w:pPr>
+          </w:p>
+        </w:tc>
+        <w:tc>
+          <w:tcPr>
+            <w:tcW w:w="360" w:type="dxa"/>
+            <w:vAlign w:val="center"/>
+          </w:tcPr>
+          <w:p>
+            <w:pPr>
+              <w:spacing w:after="0" w:line="240" w:lineRule="auto"/>
+              <w:jc w:val="center"/>
+              <w:rPr>
+                <w:rFonts w:ascii="Fredoka" w:hAnsi="Fredoka" w:cs="Fredoka"/>
+                <w:bCs/>
+                <w:szCs w:val="40"/>
+              </w:rPr>
+            </w:pPr>
+          </w:p>
+        </w:tc>
+      </w:tr>
+      <w:tr>
+        <w:trPr>
+          <w:trHeight w:val="20"/>
+        </w:trPr>
+        <w:tc>
+          <w:tcPr>
+            <w:tcW w:w="4752" w:type="dxa"/>
+            <w:vAlign w:val="center"/>
+          </w:tcPr>
+          <w:p>
+            <w:pPr>
+              <w:pStyle w:val="ListParagraph"/>
+              <w:numPr>
+                <w:ilvl w:val="0"/>
+                <w:numId w:val="12"/>
+              </w:numPr>
+              <w:spacing w:after="0" w:line="240" w:lineRule="auto"/>
+              <w:ind w:left="425"/>
+              <w:rPr>
+                <w:rFonts w:ascii="Fredoka" w:hAnsi="Fredoka" w:cs="Fredoka"/>
+                <w:bCs/>
+                <w:szCs w:val="40"/>
+              </w:rPr>
+            </w:pPr>
+            <w:r>
+              <w:rPr>
+                <w:rFonts w:ascii="Fredoka" w:hAnsi="Fredoka" w:cs="Fredoka"/>
+                <w:bCs/>
+                <w:szCs w:val="40"/>
+              </w:rPr>
+              <w:t>Demonstrates respect for elder using terms like “po” and “</w:t>
+            </w:r>
+            <w:proofErr w:type="spellStart"/>
+            <w:r>
+              <w:rPr>
+                <w:rFonts w:ascii="Fredoka" w:hAnsi="Fredoka" w:cs="Fredoka"/>
+                <w:bCs/>
+                <w:szCs w:val="40"/>
+              </w:rPr>
+              <w:t>opo</w:t>
+            </w:r>
+            <w:proofErr w:type="spellEnd"/>
+            <w:r>
+              <w:rPr>
+                <w:rFonts w:ascii="Fredoka" w:hAnsi="Fredoka" w:cs="Fredoka"/>
+                <w:bCs/>
+                <w:szCs w:val="40"/>
+              </w:rPr>
+              <w:t>”</w:t>
+            </w:r>
+          </w:p>
+        </w:tc>
+        <w:tc>
+          <w:tcPr>
+            <w:tcW w:w="360" w:type="dxa"/>
+            <w:vAlign w:val="center"/>
+          </w:tcPr>
+          <w:p>
+            <w:pPr>
+              <w:spacing w:after="0" w:line="240" w:lineRule="auto"/>
+              <w:jc w:val="center"/>
+              <w:rPr>
+                <w:rFonts w:ascii="Fredoka" w:hAnsi="Fredoka" w:cs="Fredoka"/>
+                <w:bCs/>
+                <w:szCs w:val="40"/>
+              </w:rPr>
+            </w:pPr>
+          </w:p>
+        </w:tc>
+        <w:tc>
+          <w:tcPr>
+            <w:tcW w:w="361" w:type="dxa"/>
+            <w:vAlign w:val="center"/>
+          </w:tcPr>
+          <w:p>
+            <w:pPr>
+              <w:spacing w:after="0" w:line="240" w:lineRule="auto"/>
+              <w:jc w:val="center"/>
+              <w:rPr>
+                <w:rFonts w:ascii="Fredoka" w:hAnsi="Fredoka" w:cs="Fredoka"/>
+                <w:bCs/>
+                <w:szCs w:val="40"/>
+              </w:rPr>
+            </w:pPr>
+          </w:p>
+        </w:tc>
+        <w:tc>
+          <w:tcPr>
+            <w:tcW w:w="360" w:type="dxa"/>
+            <w:vAlign w:val="center"/>
+          </w:tcPr>
+          <w:p>
+            <w:pPr>
+              <w:spacing w:after="0" w:line="240" w:lineRule="auto"/>
+              <w:jc w:val="center"/>
+              <w:rPr>
+                <w:rFonts w:ascii="Fredoka" w:hAnsi="Fredoka" w:cs="Fredoka"/>
+                <w:bCs/>
+                <w:szCs w:val="40"/>
+              </w:rPr>
+            </w:pPr>
+          </w:p>
+        </w:tc>
+        <w:tc>
+          <w:tcPr>
+            <w:tcW w:w="360" w:type="dxa"/>
+            <w:vAlign w:val="center"/>
+          </w:tcPr>
+          <w:p>
+            <w:pPr>
+              <w:spacing w:after="0" w:line="240" w:lineRule="auto"/>
+              <w:jc w:val="center"/>
+              <w:rPr>
+                <w:rFonts w:ascii="Fredoka" w:hAnsi="Fredoka" w:cs="Fredoka"/>
+                <w:bCs/>
+                <w:szCs w:val="40"/>
+              </w:rPr>
+            </w:pPr>
+          </w:p>
+        </w:tc>
+        <w:tc>
+          <w:tcPr>
+            <w:tcW w:w="361" w:type="dxa"/>
+            <w:vAlign w:val="center"/>
+          </w:tcPr>
+          <w:p>
+            <w:pPr>
+              <w:spacing w:after="0" w:line="240" w:lineRule="auto"/>
+              <w:jc w:val="center"/>
+              <w:rPr>
+                <w:rFonts w:ascii="Fredoka" w:hAnsi="Fredoka" w:cs="Fredoka"/>
+                <w:bCs/>
+                <w:szCs w:val="40"/>
+              </w:rPr>
+            </w:pPr>
+          </w:p>
+        </w:tc>
+        <w:tc>
+          <w:tcPr>
+            <w:tcW w:w="360" w:type="dxa"/>
+            <w:vAlign w:val="center"/>
+          </w:tcPr>
+          <w:p>
+            <w:pPr>
+              <w:spacing w:after="0" w:line="240" w:lineRule="auto"/>
+              <w:jc w:val="center"/>
+              <w:rPr>
+                <w:rFonts w:ascii="Fredoka" w:hAnsi="Fredoka" w:cs="Fredoka"/>
+                <w:bCs/>
+                <w:szCs w:val="40"/>
+              </w:rPr>
+            </w:pPr>
+          </w:p>
+        </w:tc>
+      </w:tr>
+      <w:tr>
+        <w:trPr>
+          <w:trHeight w:val="20"/>
+        </w:trPr>
+        <w:tc>
+          <w:tcPr>
+            <w:tcW w:w="4752" w:type="dxa"/>
+            <w:vAlign w:val="center"/>
+          </w:tcPr>
+          <w:p>
+            <w:pPr>
+              <w:pStyle w:val="ListParagraph"/>
+              <w:numPr>
+                <w:ilvl w:val="0"/>
+                <w:numId w:val="12"/>
+              </w:numPr>
+              <w:spacing w:after="0" w:line="240" w:lineRule="auto"/>
+              <w:ind w:left="425"/>
+              <w:rPr>
+                <w:rFonts w:ascii="Fredoka" w:hAnsi="Fredoka" w:cs="Fredoka"/>
+                <w:bCs/>
+                <w:szCs w:val="40"/>
+              </w:rPr>
+            </w:pPr>
+            <w:proofErr w:type="gramStart"/>
+            <w:r>
+              <w:rPr>
+                <w:rFonts w:ascii="Fredoka" w:hAnsi="Fredoka" w:cs="Fredoka"/>
+                <w:bCs/>
+                <w:szCs w:val="40"/>
+              </w:rPr>
+              <w:t>Shares</w:t>
+            </w:r>
+            <w:proofErr w:type="gramEnd"/>
+            <w:r>
+              <w:rPr>
+                <w:rFonts w:ascii="Fredoka" w:hAnsi="Fredoka" w:cs="Fredoka"/>
+                <w:bCs/>
+                <w:szCs w:val="40"/>
+              </w:rPr>
+              <w:t xml:space="preserve"> toys with others</w:t>
+            </w:r>
+          </w:p>
+        </w:tc>
+        <w:tc>
+          <w:tcPr>
+            <w:tcW w:w="360" w:type="dxa"/>
+            <w:vAlign w:val="center"/>
+          </w:tcPr>
+          <w:p>
+            <w:pPr>
+              <w:spacing w:after="0" w:line="240" w:lineRule="auto"/>
+              <w:jc w:val="center"/>
+              <w:rPr>
+                <w:rFonts w:ascii="Fredoka" w:hAnsi="Fredoka" w:cs="Fredoka"/>
+                <w:bCs/>
+                <w:szCs w:val="40"/>
+              </w:rPr>
+            </w:pPr>
+          </w:p>
+        </w:tc>
+        <w:tc>
+          <w:tcPr>
+            <w:tcW w:w="361" w:type="dxa"/>
+            <w:vAlign w:val="center"/>
+          </w:tcPr>
+          <w:p>
+            <w:pPr>
+              <w:spacing w:after="0" w:line="240" w:lineRule="auto"/>
+              <w:jc w:val="center"/>
+              <w:rPr>
+                <w:rFonts w:ascii="Fredoka" w:hAnsi="Fredoka" w:cs="Fredoka"/>
+                <w:bCs/>
+                <w:szCs w:val="40"/>
+              </w:rPr>
+            </w:pPr>
+          </w:p>
+        </w:tc>
+        <w:tc>
+          <w:tcPr>
+            <w:tcW w:w="360" w:type="dxa"/>
+            <w:vAlign w:val="center"/>
+          </w:tcPr>
+          <w:p>
+            <w:pPr>
+              <w:spacing w:after="0" w:line="240" w:lineRule="auto"/>
+              <w:jc w:val="center"/>
+              <w:rPr>
+                <w:rFonts w:ascii="Fredoka" w:hAnsi="Fredoka" w:cs="Fredoka"/>
+                <w:bCs/>
+                <w:szCs w:val="40"/>
+              </w:rPr>
+            </w:pPr>
+          </w:p>
+        </w:tc>
+        <w:tc>
+          <w:tcPr>
+            <w:tcW w:w="360" w:type="dxa"/>
+            <w:vAlign w:val="center"/>
+          </w:tcPr>
+          <w:p>
+            <w:pPr>
+              <w:spacing w:after="0" w:line="240" w:lineRule="auto"/>
+              <w:jc w:val="center"/>
+              <w:rPr>
+                <w:rFonts w:ascii="Fredoka" w:hAnsi="Fredoka" w:cs="Fredoka"/>
+                <w:bCs/>
+                <w:szCs w:val="40"/>
+              </w:rPr>
+            </w:pPr>
+          </w:p>
+        </w:tc>
+        <w:tc>
+          <w:tcPr>
+            <w:tcW w:w="361" w:type="dxa"/>
+            <w:vAlign w:val="center"/>
+          </w:tcPr>
+          <w:p>
+            <w:pPr>
+              <w:spacing w:after="0" w:line="240" w:lineRule="auto"/>
+              <w:jc w:val="center"/>
+              <w:rPr>
+                <w:rFonts w:ascii="Fredoka" w:hAnsi="Fredoka" w:cs="Fredoka"/>
+                <w:bCs/>
+                <w:szCs w:val="40"/>
+              </w:rPr>
+            </w:pPr>
+          </w:p>
+        </w:tc>
+        <w:tc>
+          <w:tcPr>
+            <w:tcW w:w="360" w:type="dxa"/>
+            <w:vAlign w:val="center"/>
+          </w:tcPr>
+          <w:p>
+            <w:pPr>
+              <w:spacing w:after="0" w:line="240" w:lineRule="auto"/>
+              <w:jc w:val="center"/>
+              <w:rPr>
+                <w:rFonts w:ascii="Fredoka" w:hAnsi="Fredoka" w:cs="Fredoka"/>
+                <w:bCs/>
+                <w:szCs w:val="40"/>
+              </w:rPr>
+            </w:pPr>
+          </w:p>
+        </w:tc>
+      </w:tr>
+      <w:tr>
+        <w:trPr>
+          <w:trHeight w:val="20"/>
+        </w:trPr>
+        <w:tc>
+          <w:tcPr>
+            <w:tcW w:w="4752" w:type="dxa"/>
+            <w:vAlign w:val="center"/>
+          </w:tcPr>
+          <w:p>
+            <w:pPr>
+              <w:pStyle w:val="ListParagraph"/>
+              <w:numPr>
+                <w:ilvl w:val="0"/>
+                <w:numId w:val="12"/>
+              </w:numPr>
+              <w:spacing w:after="0" w:line="240" w:lineRule="auto"/>
+              <w:ind w:left="425"/>
+              <w:rPr>
+                <w:rFonts w:ascii="Fredoka" w:hAnsi="Fredoka" w:cs="Fredoka"/>
+                <w:bCs/>
+                <w:szCs w:val="40"/>
+              </w:rPr>
+            </w:pPr>
+            <w:r>
+              <w:rPr>
+                <w:rFonts w:ascii="Fredoka" w:hAnsi="Fredoka" w:cs="Fredoka"/>
+                <w:bCs/>
+                <w:szCs w:val="40"/>
+              </w:rPr>
+              <w:t>Imitates adult activities (e.g., cooking, washing)</w:t>
+            </w:r>
+          </w:p>
+        </w:tc>
+        <w:tc>
+          <w:tcPr>
+            <w:tcW w:w="360" w:type="dxa"/>
+            <w:vAlign w:val="center"/>
+          </w:tcPr>
+          <w:p>
+            <w:pPr>
+              <w:spacing w:after="0" w:line="240" w:lineRule="auto"/>
+              <w:jc w:val="center"/>
+              <w:rPr>
+                <w:rFonts w:ascii="Fredoka" w:hAnsi="Fredoka" w:cs="Fredoka"/>
+                <w:bCs/>
+                <w:szCs w:val="40"/>
+              </w:rPr>
+            </w:pPr>
+          </w:p>
+        </w:tc>
+        <w:tc>
+          <w:tcPr>
+            <w:tcW w:w="361" w:type="dxa"/>
+            <w:vAlign w:val="center"/>
+          </w:tcPr>
+          <w:p>
+            <w:pPr>
+              <w:spacing w:after="0" w:line="240" w:lineRule="auto"/>
+              <w:jc w:val="center"/>
+              <w:rPr>
+                <w:rFonts w:ascii="Fredoka" w:hAnsi="Fredoka" w:cs="Fredoka"/>
+                <w:bCs/>
+                <w:szCs w:val="40"/>
+              </w:rPr>
+            </w:pPr>
+          </w:p>
+        </w:tc>
+        <w:tc>
+          <w:tcPr>
+            <w:tcW w:w="360" w:type="dxa"/>
+            <w:vAlign w:val="center"/>
+          </w:tcPr>
+          <w:p>
+            <w:pPr>
+              <w:spacing w:after="0" w:line="240" w:lineRule="auto"/>
+              <w:jc w:val="center"/>
+              <w:rPr>
+                <w:rFonts w:ascii="Fredoka" w:hAnsi="Fredoka" w:cs="Fredoka"/>
+                <w:bCs/>
+                <w:szCs w:val="40"/>
+              </w:rPr>
+            </w:pPr>
+          </w:p>
+        </w:tc>
+        <w:tc>
+          <w:tcPr>
+            <w:tcW w:w="360" w:type="dxa"/>
+            <w:vAlign w:val="center"/>
+          </w:tcPr>
+          <w:p>
+            <w:pPr>
+              <w:spacing w:after="0" w:line="240" w:lineRule="auto"/>
+              <w:jc w:val="center"/>
+              <w:rPr>
+                <w:rFonts w:ascii="Fredoka" w:hAnsi="Fredoka" w:cs="Fredoka"/>
+                <w:bCs/>
+                <w:szCs w:val="40"/>
+              </w:rPr>
+            </w:pPr>
+          </w:p>
+        </w:tc>
+        <w:tc>
+          <w:tcPr>
+            <w:tcW w:w="361" w:type="dxa"/>
+            <w:vAlign w:val="center"/>
+          </w:tcPr>
+          <w:p>
+            <w:pPr>
+              <w:spacing w:after="0" w:line="240" w:lineRule="auto"/>
+              <w:jc w:val="center"/>
+              <w:rPr>
+                <w:rFonts w:ascii="Fredoka" w:hAnsi="Fredoka" w:cs="Fredoka"/>
+                <w:bCs/>
+                <w:szCs w:val="40"/>
+              </w:rPr>
+            </w:pPr>
+          </w:p>
+        </w:tc>
+        <w:tc>
+          <w:tcPr>
+            <w:tcW w:w="360" w:type="dxa"/>
+            <w:vAlign w:val="center"/>
+          </w:tcPr>
+          <w:p>
+            <w:pPr>
+              <w:spacing w:after="0" w:line="240" w:lineRule="auto"/>
+              <w:jc w:val="center"/>
+              <w:rPr>
+                <w:rFonts w:ascii="Fredoka" w:hAnsi="Fredoka" w:cs="Fredoka"/>
+                <w:bCs/>
+                <w:szCs w:val="40"/>
+              </w:rPr>
+            </w:pPr>
+          </w:p>
+        </w:tc>
+      </w:tr>
+      <w:tr>
+        <w:trPr>
+          <w:trHeight w:val="20"/>
+        </w:trPr>
+        <w:tc>
+          <w:tcPr>
+            <w:tcW w:w="4752" w:type="dxa"/>
+            <w:vAlign w:val="center"/>
+          </w:tcPr>
+          <w:p>
+            <w:pPr>
+              <w:pStyle w:val="ListParagraph"/>
+              <w:numPr>
+                <w:ilvl w:val="0"/>
+                <w:numId w:val="12"/>
+              </w:numPr>
+              <w:spacing w:after="0" w:line="240" w:lineRule="auto"/>
+              <w:ind w:left="425"/>
+              <w:rPr>
+                <w:rFonts w:ascii="Fredoka" w:hAnsi="Fredoka" w:cs="Fredoka"/>
+                <w:bCs/>
+                <w:szCs w:val="40"/>
+              </w:rPr>
+            </w:pPr>
+            <w:r>
+              <w:rPr>
+                <w:rFonts w:ascii="Fredoka" w:hAnsi="Fredoka" w:cs="Fredoka"/>
+                <w:bCs/>
+                <w:szCs w:val="40"/>
+              </w:rPr>
+              <w:t>Identifies feelings in others</w:t>
+            </w:r>
+          </w:p>
+        </w:tc>
+        <w:tc>
+          <w:tcPr>
+            <w:tcW w:w="360" w:type="dxa"/>
+            <w:vAlign w:val="center"/>
+          </w:tcPr>
+          <w:p>
+            <w:pPr>
+              <w:spacing w:after="0" w:line="240" w:lineRule="auto"/>
+              <w:jc w:val="center"/>
+              <w:rPr>
+                <w:rFonts w:ascii="Fredoka" w:hAnsi="Fredoka" w:cs="Fredoka"/>
+                <w:bCs/>
+                <w:szCs w:val="40"/>
+              </w:rPr>
+            </w:pPr>
+          </w:p>
+        </w:tc>
+        <w:tc>
+          <w:tcPr>
+            <w:tcW w:w="361" w:type="dxa"/>
+            <w:vAlign w:val="center"/>
+          </w:tcPr>
+          <w:p>
+            <w:pPr>
+              <w:spacing w:after="0" w:line="240" w:lineRule="auto"/>
+              <w:jc w:val="center"/>
+              <w:rPr>
+                <w:rFonts w:ascii="Fredoka" w:hAnsi="Fredoka" w:cs="Fredoka"/>
+                <w:bCs/>
+                <w:szCs w:val="40"/>
+              </w:rPr>
+            </w:pPr>
+          </w:p>
+        </w:tc>
+        <w:tc>
+          <w:tcPr>
+            <w:tcW w:w="360" w:type="dxa"/>
+            <w:vAlign w:val="center"/>
+          </w:tcPr>
+          <w:p>
+            <w:pPr>
+              <w:spacing w:after="0" w:line="240" w:lineRule="auto"/>
+              <w:jc w:val="center"/>
+              <w:rPr>
+                <w:rFonts w:ascii="Fredoka" w:hAnsi="Fredoka" w:cs="Fredoka"/>
+                <w:bCs/>
+                <w:szCs w:val="40"/>
+              </w:rPr>
+            </w:pPr>
+          </w:p>
+        </w:tc>
+        <w:tc>
+          <w:tcPr>
+            <w:tcW w:w="360" w:type="dxa"/>
+            <w:vAlign w:val="center"/>
+          </w:tcPr>
+          <w:p>
+            <w:pPr>
+              <w:spacing w:after="0" w:line="240" w:lineRule="auto"/>
+              <w:jc w:val="center"/>
+              <w:rPr>
+                <w:rFonts w:ascii="Fredoka" w:hAnsi="Fredoka" w:cs="Fredoka"/>
+                <w:bCs/>
+                <w:szCs w:val="40"/>
+              </w:rPr>
+            </w:pPr>
+          </w:p>
+        </w:tc>
+        <w:tc>
+          <w:tcPr>
+            <w:tcW w:w="361" w:type="dxa"/>
+            <w:vAlign w:val="center"/>
+          </w:tcPr>
+          <w:p>
+            <w:pPr>
+              <w:spacing w:after="0" w:line="240" w:lineRule="auto"/>
+              <w:jc w:val="center"/>
+              <w:rPr>
+                <w:rFonts w:ascii="Fredoka" w:hAnsi="Fredoka" w:cs="Fredoka"/>
+                <w:bCs/>
+                <w:szCs w:val="40"/>
+              </w:rPr>
+            </w:pPr>
+          </w:p>
+        </w:tc>
+        <w:tc>
+          <w:tcPr>
+            <w:tcW w:w="360" w:type="dxa"/>
+            <w:vAlign w:val="center"/>
+          </w:tcPr>
+          <w:p>
+            <w:pPr>
+              <w:spacing w:after="0" w:line="240" w:lineRule="auto"/>
+              <w:jc w:val="center"/>
+              <w:rPr>
+                <w:rFonts w:ascii="Fredoka" w:hAnsi="Fredoka" w:cs="Fredoka"/>
+                <w:bCs/>
+                <w:szCs w:val="40"/>
+              </w:rPr>
+            </w:pPr>
+          </w:p>
+        </w:tc>
+      </w:tr>
+      <w:tr>
+        <w:trPr>
+          <w:trHeight w:val="20"/>
+        </w:trPr>
+        <w:tc>
+          <w:tcPr>
+            <w:tcW w:w="4752" w:type="dxa"/>
+            <w:vAlign w:val="center"/>
+          </w:tcPr>
+          <w:p>
+            <w:pPr>
+              <w:pStyle w:val="ListParagraph"/>
+              <w:numPr>
+                <w:ilvl w:val="0"/>
+                <w:numId w:val="12"/>
+              </w:numPr>
+              <w:spacing w:after="0" w:line="240" w:lineRule="auto"/>
+              <w:ind w:left="425"/>
+              <w:rPr>
+                <w:rFonts w:ascii="Fredoka" w:hAnsi="Fredoka" w:cs="Fredoka"/>
+                <w:bCs/>
+                <w:szCs w:val="40"/>
+              </w:rPr>
+            </w:pPr>
+            <w:r>
+              <w:rPr>
+                <w:rFonts w:ascii="Fredoka" w:hAnsi="Fredoka" w:cs="Fredoka"/>
+                <w:bCs/>
+                <w:szCs w:val="40"/>
+              </w:rPr>
+              <w:t>Appropriately uses cultural gestures of greeting without much prompting (e.g., mano, bless, kiss, etc.)</w:t>
+            </w:r>
+          </w:p>
+        </w:tc>
+        <w:tc>
+          <w:tcPr>
+            <w:tcW w:w="360" w:type="dxa"/>
+            <w:vAlign w:val="center"/>
+          </w:tcPr>
+          <w:p>
+            <w:pPr>
+              <w:spacing w:after="0" w:line="240" w:lineRule="auto"/>
+              <w:jc w:val="center"/>
+              <w:rPr>
+                <w:rFonts w:ascii="Fredoka" w:hAnsi="Fredoka" w:cs="Fredoka"/>
+                <w:bCs/>
+                <w:szCs w:val="40"/>
+              </w:rPr>
+            </w:pPr>
+          </w:p>
+        </w:tc>
+        <w:tc>
+          <w:tcPr>
+            <w:tcW w:w="361" w:type="dxa"/>
+            <w:vAlign w:val="center"/>
+          </w:tcPr>
+          <w:p>
+            <w:pPr>
+              <w:spacing w:after="0" w:line="240" w:lineRule="auto"/>
+              <w:jc w:val="center"/>
+              <w:rPr>
+                <w:rFonts w:ascii="Fredoka" w:hAnsi="Fredoka" w:cs="Fredoka"/>
+                <w:bCs/>
+                <w:szCs w:val="40"/>
+              </w:rPr>
+            </w:pPr>
+          </w:p>
+        </w:tc>
+        <w:tc>
+          <w:tcPr>
+            <w:tcW w:w="360" w:type="dxa"/>
+            <w:vAlign w:val="center"/>
+          </w:tcPr>
+          <w:p>
+            <w:pPr>
+              <w:spacing w:after="0" w:line="240" w:lineRule="auto"/>
+              <w:jc w:val="center"/>
+              <w:rPr>
+                <w:rFonts w:ascii="Fredoka" w:hAnsi="Fredoka" w:cs="Fredoka"/>
+                <w:bCs/>
+                <w:szCs w:val="40"/>
+              </w:rPr>
+            </w:pPr>
+          </w:p>
+        </w:tc>
+        <w:tc>
+          <w:tcPr>
+            <w:tcW w:w="360" w:type="dxa"/>
+            <w:vAlign w:val="center"/>
+          </w:tcPr>
+          <w:p>
+            <w:pPr>
+              <w:spacing w:after="0" w:line="240" w:lineRule="auto"/>
+              <w:jc w:val="center"/>
+              <w:rPr>
+                <w:rFonts w:ascii="Fredoka" w:hAnsi="Fredoka" w:cs="Fredoka"/>
+                <w:bCs/>
+                <w:szCs w:val="40"/>
+              </w:rPr>
+            </w:pPr>
+          </w:p>
+        </w:tc>
+        <w:tc>
+          <w:tcPr>
+            <w:tcW w:w="361" w:type="dxa"/>
+            <w:vAlign w:val="center"/>
+          </w:tcPr>
+          <w:p>
+            <w:pPr>
+              <w:spacing w:after="0" w:line="240" w:lineRule="auto"/>
+              <w:jc w:val="center"/>
+              <w:rPr>
+                <w:rFonts w:ascii="Fredoka" w:hAnsi="Fredoka" w:cs="Fredoka"/>
+                <w:bCs/>
+                <w:szCs w:val="40"/>
+              </w:rPr>
+            </w:pPr>
+          </w:p>
+        </w:tc>
+        <w:tc>
+          <w:tcPr>
+            <w:tcW w:w="360" w:type="dxa"/>
+            <w:vAlign w:val="center"/>
+          </w:tcPr>
+          <w:p>
+            <w:pPr>
+              <w:spacing w:after="0" w:line="240" w:lineRule="auto"/>
+              <w:jc w:val="center"/>
+              <w:rPr>
+                <w:rFonts w:ascii="Fredoka" w:hAnsi="Fredoka" w:cs="Fredoka"/>
+                <w:bCs/>
+                <w:szCs w:val="40"/>
+              </w:rPr>
+            </w:pPr>
+          </w:p>
+        </w:tc>
+      </w:tr>
+      <w:tr>
+        <w:trPr>
+          <w:trHeight w:val="20"/>
+        </w:trPr>
+        <w:tc>
+          <w:tcPr>
+            <w:tcW w:w="4752" w:type="dxa"/>
+            <w:vAlign w:val="center"/>
+          </w:tcPr>
+          <w:p>
+            <w:pPr>
+              <w:pStyle w:val="ListParagraph"/>
+              <w:numPr>
+                <w:ilvl w:val="0"/>
+                <w:numId w:val="12"/>
+              </w:numPr>
+              <w:spacing w:after="0" w:line="240" w:lineRule="auto"/>
+              <w:ind w:left="425"/>
+              <w:rPr>
+                <w:rFonts w:ascii="Fredoka" w:hAnsi="Fredoka" w:cs="Fredoka"/>
+                <w:bCs/>
+                <w:szCs w:val="40"/>
+              </w:rPr>
+            </w:pPr>
+            <w:r>
+              <w:rPr>
+                <w:rFonts w:ascii="Fredoka" w:hAnsi="Fredoka" w:cs="Fredoka"/>
+                <w:bCs/>
+                <w:szCs w:val="40"/>
+              </w:rPr>
+              <w:t>Comforts playmates/siblings in distress</w:t>
+            </w:r>
+          </w:p>
+        </w:tc>
+        <w:tc>
+          <w:tcPr>
+            <w:tcW w:w="360" w:type="dxa"/>
+            <w:vAlign w:val="center"/>
+          </w:tcPr>
+          <w:p>
+            <w:pPr>
+              <w:spacing w:after="0" w:line="240" w:lineRule="auto"/>
+              <w:jc w:val="center"/>
+              <w:rPr>
+                <w:rFonts w:ascii="Fredoka" w:hAnsi="Fredoka" w:cs="Fredoka"/>
+                <w:bCs/>
+                <w:szCs w:val="40"/>
+              </w:rPr>
+            </w:pPr>
+          </w:p>
+        </w:tc>
+        <w:tc>
+          <w:tcPr>
+            <w:tcW w:w="361" w:type="dxa"/>
+            <w:vAlign w:val="center"/>
+          </w:tcPr>
+          <w:p>
+            <w:pPr>
+              <w:spacing w:after="0" w:line="240" w:lineRule="auto"/>
+              <w:jc w:val="center"/>
+              <w:rPr>
+                <w:rFonts w:ascii="Fredoka" w:hAnsi="Fredoka" w:cs="Fredoka"/>
+                <w:bCs/>
+                <w:szCs w:val="40"/>
+              </w:rPr>
+            </w:pPr>
+          </w:p>
+        </w:tc>
+        <w:tc>
+          <w:tcPr>
+            <w:tcW w:w="360" w:type="dxa"/>
+            <w:vAlign w:val="center"/>
+          </w:tcPr>
+          <w:p>
+            <w:pPr>
+              <w:spacing w:after="0" w:line="240" w:lineRule="auto"/>
+              <w:jc w:val="center"/>
+              <w:rPr>
+                <w:rFonts w:ascii="Fredoka" w:hAnsi="Fredoka" w:cs="Fredoka"/>
+                <w:bCs/>
+                <w:szCs w:val="40"/>
+              </w:rPr>
+            </w:pPr>
+          </w:p>
+        </w:tc>
+        <w:tc>
+          <w:tcPr>
+            <w:tcW w:w="360" w:type="dxa"/>
+            <w:vAlign w:val="center"/>
+          </w:tcPr>
+          <w:p>
+            <w:pPr>
+              <w:spacing w:after="0" w:line="240" w:lineRule="auto"/>
+              <w:jc w:val="center"/>
+              <w:rPr>
+                <w:rFonts w:ascii="Fredoka" w:hAnsi="Fredoka" w:cs="Fredoka"/>
+                <w:bCs/>
+                <w:szCs w:val="40"/>
+              </w:rPr>
+            </w:pPr>
+          </w:p>
+        </w:tc>
+        <w:tc>
+          <w:tcPr>
+            <w:tcW w:w="361" w:type="dxa"/>
+            <w:vAlign w:val="center"/>
+          </w:tcPr>
+          <w:p>
+            <w:pPr>
+              <w:spacing w:after="0" w:line="240" w:lineRule="auto"/>
+              <w:jc w:val="center"/>
+              <w:rPr>
+                <w:rFonts w:ascii="Fredoka" w:hAnsi="Fredoka" w:cs="Fredoka"/>
+                <w:bCs/>
+                <w:szCs w:val="40"/>
+              </w:rPr>
+            </w:pPr>
+          </w:p>
+        </w:tc>
+        <w:tc>
+          <w:tcPr>
+            <w:tcW w:w="360" w:type="dxa"/>
+            <w:vAlign w:val="center"/>
+          </w:tcPr>
+          <w:p>
+            <w:pPr>
+              <w:spacing w:after="0" w:line="240" w:lineRule="auto"/>
+              <w:jc w:val="center"/>
+              <w:rPr>
+                <w:rFonts w:ascii="Fredoka" w:hAnsi="Fredoka" w:cs="Fredoka"/>
+                <w:bCs/>
+                <w:szCs w:val="40"/>
+              </w:rPr>
+            </w:pPr>
+          </w:p>
+        </w:tc>
+      </w:tr>
+      <w:tr>
+        <w:trPr>
+          <w:trHeight w:val="20"/>
+        </w:trPr>
+        <w:tc>
+          <w:tcPr>
+            <w:tcW w:w="4752" w:type="dxa"/>
+            <w:vAlign w:val="center"/>
+          </w:tcPr>
+          <w:p>
+            <w:pPr>
+              <w:pStyle w:val="ListParagraph"/>
+              <w:numPr>
+                <w:ilvl w:val="0"/>
+                <w:numId w:val="12"/>
+              </w:numPr>
+              <w:spacing w:after="0" w:line="240" w:lineRule="auto"/>
+              <w:ind w:left="425"/>
+              <w:rPr>
+                <w:rFonts w:ascii="Fredoka" w:hAnsi="Fredoka" w:cs="Fredoka"/>
+                <w:bCs/>
+                <w:szCs w:val="40"/>
+              </w:rPr>
+            </w:pPr>
+            <w:r>
+              <w:rPr>
+                <w:rFonts w:ascii="Fredoka" w:hAnsi="Fredoka" w:cs="Fredoka"/>
+                <w:bCs/>
+                <w:szCs w:val="40"/>
+              </w:rPr>
+              <w:t>Persists when faced with a problem or obstacle to his wants</w:t>
+            </w:r>
+          </w:p>
+        </w:tc>
+        <w:tc>
+          <w:tcPr>
+            <w:tcW w:w="360" w:type="dxa"/>
+            <w:vAlign w:val="center"/>
+          </w:tcPr>
+          <w:p>
+            <w:pPr>
+              <w:spacing w:after="0" w:line="240" w:lineRule="auto"/>
+              <w:jc w:val="center"/>
+              <w:rPr>
+                <w:rFonts w:ascii="Fredoka" w:hAnsi="Fredoka" w:cs="Fredoka"/>
+                <w:bCs/>
+                <w:szCs w:val="40"/>
+              </w:rPr>
+            </w:pPr>
+          </w:p>
+        </w:tc>
+        <w:tc>
+          <w:tcPr>
+            <w:tcW w:w="361" w:type="dxa"/>
+            <w:vAlign w:val="center"/>
+          </w:tcPr>
+          <w:p>
+            <w:pPr>
+              <w:spacing w:after="0" w:line="240" w:lineRule="auto"/>
+              <w:jc w:val="center"/>
+              <w:rPr>
+                <w:rFonts w:ascii="Fredoka" w:hAnsi="Fredoka" w:cs="Fredoka"/>
+                <w:bCs/>
+                <w:szCs w:val="40"/>
+              </w:rPr>
+            </w:pPr>
+          </w:p>
+        </w:tc>
+        <w:tc>
+          <w:tcPr>
+            <w:tcW w:w="360" w:type="dxa"/>
+            <w:vAlign w:val="center"/>
+          </w:tcPr>
+          <w:p>
+            <w:pPr>
+              <w:spacing w:after="0" w:line="240" w:lineRule="auto"/>
+              <w:jc w:val="center"/>
+              <w:rPr>
+                <w:rFonts w:ascii="Fredoka" w:hAnsi="Fredoka" w:cs="Fredoka"/>
+                <w:bCs/>
+                <w:szCs w:val="40"/>
+              </w:rPr>
+            </w:pPr>
+          </w:p>
+        </w:tc>
+        <w:tc>
+          <w:tcPr>
+            <w:tcW w:w="360" w:type="dxa"/>
+            <w:vAlign w:val="center"/>
+          </w:tcPr>
+          <w:p>
+            <w:pPr>
+              <w:spacing w:after="0" w:line="240" w:lineRule="auto"/>
+              <w:jc w:val="center"/>
+              <w:rPr>
+                <w:rFonts w:ascii="Fredoka" w:hAnsi="Fredoka" w:cs="Fredoka"/>
+                <w:bCs/>
+                <w:szCs w:val="40"/>
+              </w:rPr>
+            </w:pPr>
+          </w:p>
+        </w:tc>
+        <w:tc>
+          <w:tcPr>
+            <w:tcW w:w="361" w:type="dxa"/>
+            <w:vAlign w:val="center"/>
+          </w:tcPr>
+          <w:p>
+            <w:pPr>
+              <w:spacing w:after="0" w:line="240" w:lineRule="auto"/>
+              <w:jc w:val="center"/>
+              <w:rPr>
+                <w:rFonts w:ascii="Fredoka" w:hAnsi="Fredoka" w:cs="Fredoka"/>
+                <w:bCs/>
+                <w:szCs w:val="40"/>
+              </w:rPr>
+            </w:pPr>
+          </w:p>
+        </w:tc>
+        <w:tc>
+          <w:tcPr>
+            <w:tcW w:w="360" w:type="dxa"/>
+            <w:vAlign w:val="center"/>
+          </w:tcPr>
+          <w:p>
+            <w:pPr>
+              <w:spacing w:after="0" w:line="240" w:lineRule="auto"/>
+              <w:jc w:val="center"/>
+              <w:rPr>
+                <w:rFonts w:ascii="Fredoka" w:hAnsi="Fredoka" w:cs="Fredoka"/>
+                <w:bCs/>
+                <w:szCs w:val="40"/>
+              </w:rPr>
+            </w:pPr>
+          </w:p>
+        </w:tc>
+      </w:tr>
+      <w:tr>
+        <w:trPr>
+          <w:trHeight w:val="20"/>
+        </w:trPr>
+        <w:tc>
+          <w:tcPr>
+            <w:tcW w:w="4752" w:type="dxa"/>
+            <w:vAlign w:val="center"/>
+          </w:tcPr>
+          <w:p>
+            <w:pPr>
+              <w:pStyle w:val="ListParagraph"/>
+              <w:numPr>
+                <w:ilvl w:val="0"/>
+                <w:numId w:val="12"/>
+              </w:numPr>
+              <w:spacing w:after="0" w:line="240" w:lineRule="auto"/>
+              <w:ind w:left="425"/>
+              <w:rPr>
+                <w:rFonts w:ascii="Fredoka" w:hAnsi="Fredoka" w:cs="Fredoka"/>
+                <w:bCs/>
+                <w:szCs w:val="40"/>
+              </w:rPr>
+            </w:pPr>
+            <w:proofErr w:type="gramStart"/>
+            <w:r>
+              <w:rPr>
+                <w:rFonts w:ascii="Fredoka" w:hAnsi="Fredoka" w:cs="Fredoka"/>
+                <w:bCs/>
+                <w:szCs w:val="40"/>
+              </w:rPr>
+              <w:t>Helps</w:t>
+            </w:r>
+            <w:proofErr w:type="gramEnd"/>
+            <w:r>
+              <w:rPr>
+                <w:rFonts w:ascii="Fredoka" w:hAnsi="Fredoka" w:cs="Fredoka"/>
+                <w:bCs/>
+                <w:szCs w:val="40"/>
+              </w:rPr>
+              <w:t xml:space="preserve"> with family chores (e.g., wiping tables, watering plants, etc.)</w:t>
+            </w:r>
+          </w:p>
+        </w:tc>
+        <w:tc>
+          <w:tcPr>
+            <w:tcW w:w="360" w:type="dxa"/>
+            <w:vAlign w:val="center"/>
+          </w:tcPr>
+          <w:p>
+            <w:pPr>
+              <w:spacing w:after="0" w:line="240" w:lineRule="auto"/>
+              <w:jc w:val="center"/>
+              <w:rPr>
+                <w:rFonts w:ascii="Fredoka" w:hAnsi="Fredoka" w:cs="Fredoka"/>
+                <w:bCs/>
+                <w:szCs w:val="40"/>
+              </w:rPr>
+            </w:pPr>
+          </w:p>
+        </w:tc>
+        <w:tc>
+          <w:tcPr>
+            <w:tcW w:w="361" w:type="dxa"/>
+            <w:vAlign w:val="center"/>
+          </w:tcPr>
+          <w:p>
+            <w:pPr>
+              <w:spacing w:after="0" w:line="240" w:lineRule="auto"/>
+              <w:jc w:val="center"/>
+              <w:rPr>
+                <w:rFonts w:ascii="Fredoka" w:hAnsi="Fredoka" w:cs="Fredoka"/>
+                <w:bCs/>
+                <w:szCs w:val="40"/>
+              </w:rPr>
+            </w:pPr>
+          </w:p>
+        </w:tc>
+        <w:tc>
+          <w:tcPr>
+            <w:tcW w:w="360" w:type="dxa"/>
+            <w:vAlign w:val="center"/>
+          </w:tcPr>
+          <w:p>
+            <w:pPr>
+              <w:spacing w:after="0" w:line="240" w:lineRule="auto"/>
+              <w:jc w:val="center"/>
+              <w:rPr>
+                <w:rFonts w:ascii="Fredoka" w:hAnsi="Fredoka" w:cs="Fredoka"/>
+                <w:bCs/>
+                <w:szCs w:val="40"/>
+              </w:rPr>
+            </w:pPr>
+          </w:p>
+        </w:tc>
+        <w:tc>
+          <w:tcPr>
+            <w:tcW w:w="360" w:type="dxa"/>
+            <w:vAlign w:val="center"/>
+          </w:tcPr>
+          <w:p>
+            <w:pPr>
+              <w:spacing w:after="0" w:line="240" w:lineRule="auto"/>
+              <w:jc w:val="center"/>
+              <w:rPr>
+                <w:rFonts w:ascii="Fredoka" w:hAnsi="Fredoka" w:cs="Fredoka"/>
+                <w:bCs/>
+                <w:szCs w:val="40"/>
+              </w:rPr>
+            </w:pPr>
+          </w:p>
+        </w:tc>
+        <w:tc>
+          <w:tcPr>
+            <w:tcW w:w="361" w:type="dxa"/>
+            <w:vAlign w:val="center"/>
+          </w:tcPr>
+          <w:p>
+            <w:pPr>
+              <w:spacing w:after="0" w:line="240" w:lineRule="auto"/>
+              <w:jc w:val="center"/>
+              <w:rPr>
+                <w:rFonts w:ascii="Fredoka" w:hAnsi="Fredoka" w:cs="Fredoka"/>
+                <w:bCs/>
+                <w:szCs w:val="40"/>
+              </w:rPr>
+            </w:pPr>
+          </w:p>
+        </w:tc>
+        <w:tc>
+          <w:tcPr>
+            <w:tcW w:w="360" w:type="dxa"/>
+            <w:vAlign w:val="center"/>
+          </w:tcPr>
+          <w:p>
+            <w:pPr>
+              <w:spacing w:after="0" w:line="240" w:lineRule="auto"/>
+              <w:jc w:val="center"/>
+              <w:rPr>
+                <w:rFonts w:ascii="Fredoka" w:hAnsi="Fredoka" w:cs="Fredoka"/>
+                <w:bCs/>
+                <w:szCs w:val="40"/>
+              </w:rPr>
+            </w:pPr>
+          </w:p>
+        </w:tc>
+      </w:tr>
+      <w:tr>
+        <w:trPr>
+          <w:trHeight w:val="20"/>
+        </w:trPr>
+        <w:tc>
+          <w:tcPr>
+            <w:tcW w:w="4752" w:type="dxa"/>
+            <w:vAlign w:val="center"/>
+          </w:tcPr>
+          <w:p>
+            <w:pPr>
+              <w:pStyle w:val="ListParagraph"/>
+              <w:numPr>
+                <w:ilvl w:val="0"/>
+                <w:numId w:val="12"/>
+              </w:numPr>
+              <w:spacing w:after="0" w:line="240" w:lineRule="auto"/>
+              <w:ind w:left="425"/>
+              <w:rPr>
+                <w:rFonts w:ascii="Fredoka" w:hAnsi="Fredoka" w:cs="Fredoka"/>
+                <w:bCs/>
+                <w:szCs w:val="40"/>
+              </w:rPr>
+            </w:pPr>
+            <w:r>
+              <w:rPr>
+                <w:rFonts w:ascii="Fredoka" w:hAnsi="Fredoka" w:cs="Fredoka"/>
+                <w:bCs/>
+                <w:szCs w:val="40"/>
+              </w:rPr>
+              <w:t>Curious about environment but knows when to stop asking questions of adults</w:t>
+            </w:r>
+          </w:p>
+        </w:tc>
+        <w:tc>
+          <w:tcPr>
+            <w:tcW w:w="360" w:type="dxa"/>
+            <w:vAlign w:val="center"/>
+          </w:tcPr>
+          <w:p>
+            <w:pPr>
+              <w:spacing w:after="0" w:line="240" w:lineRule="auto"/>
+              <w:jc w:val="center"/>
+              <w:rPr>
+                <w:rFonts w:ascii="Fredoka" w:hAnsi="Fredoka" w:cs="Fredoka"/>
+                <w:bCs/>
+                <w:szCs w:val="40"/>
+              </w:rPr>
+            </w:pPr>
+          </w:p>
+        </w:tc>
+        <w:tc>
+          <w:tcPr>
+            <w:tcW w:w="361" w:type="dxa"/>
+            <w:vAlign w:val="center"/>
+          </w:tcPr>
+          <w:p>
+            <w:pPr>
+              <w:spacing w:after="0" w:line="240" w:lineRule="auto"/>
+              <w:jc w:val="center"/>
+              <w:rPr>
+                <w:rFonts w:ascii="Fredoka" w:hAnsi="Fredoka" w:cs="Fredoka"/>
+                <w:bCs/>
+                <w:szCs w:val="40"/>
+              </w:rPr>
+            </w:pPr>
+          </w:p>
+        </w:tc>
+        <w:tc>
+          <w:tcPr>
+            <w:tcW w:w="360" w:type="dxa"/>
+            <w:vAlign w:val="center"/>
+          </w:tcPr>
+          <w:p>
+            <w:pPr>
+              <w:spacing w:after="0" w:line="240" w:lineRule="auto"/>
+              <w:jc w:val="center"/>
+              <w:rPr>
+                <w:rFonts w:ascii="Fredoka" w:hAnsi="Fredoka" w:cs="Fredoka"/>
+                <w:bCs/>
+                <w:szCs w:val="40"/>
+              </w:rPr>
+            </w:pPr>
+          </w:p>
+        </w:tc>
+        <w:tc>
+          <w:tcPr>
+            <w:tcW w:w="360" w:type="dxa"/>
+            <w:vAlign w:val="center"/>
+          </w:tcPr>
+          <w:p>
+            <w:pPr>
+              <w:spacing w:after="0" w:line="240" w:lineRule="auto"/>
+              <w:jc w:val="center"/>
+              <w:rPr>
+                <w:rFonts w:ascii="Fredoka" w:hAnsi="Fredoka" w:cs="Fredoka"/>
+                <w:bCs/>
+                <w:szCs w:val="40"/>
+              </w:rPr>
+            </w:pPr>
+          </w:p>
+        </w:tc>
+        <w:tc>
+          <w:tcPr>
+            <w:tcW w:w="361" w:type="dxa"/>
+            <w:vAlign w:val="center"/>
+          </w:tcPr>
+          <w:p>
+            <w:pPr>
+              <w:spacing w:after="0" w:line="240" w:lineRule="auto"/>
+              <w:jc w:val="center"/>
+              <w:rPr>
+                <w:rFonts w:ascii="Fredoka" w:hAnsi="Fredoka" w:cs="Fredoka"/>
+                <w:bCs/>
+                <w:szCs w:val="40"/>
+              </w:rPr>
+            </w:pPr>
+          </w:p>
+        </w:tc>
+        <w:tc>
+          <w:tcPr>
+            <w:tcW w:w="360" w:type="dxa"/>
+            <w:vAlign w:val="center"/>
+          </w:tcPr>
+          <w:p>
+            <w:pPr>
+              <w:spacing w:after="0" w:line="240" w:lineRule="auto"/>
+              <w:jc w:val="center"/>
+              <w:rPr>
+                <w:rFonts w:ascii="Fredoka" w:hAnsi="Fredoka" w:cs="Fredoka"/>
+                <w:bCs/>
+                <w:szCs w:val="40"/>
+              </w:rPr>
+            </w:pPr>
+          </w:p>
+        </w:tc>
+      </w:tr>
+      <w:tr>
+        <w:trPr>
+          <w:trHeight w:val="20"/>
+        </w:trPr>
+        <w:tc>
+          <w:tcPr>
+            <w:tcW w:w="4752" w:type="dxa"/>
+            <w:vAlign w:val="center"/>
+          </w:tcPr>
+          <w:p>
+            <w:pPr>
+              <w:pStyle w:val="ListParagraph"/>
+              <w:numPr>
+                <w:ilvl w:val="0"/>
+                <w:numId w:val="12"/>
+              </w:numPr>
+              <w:spacing w:after="0" w:line="240" w:lineRule="auto"/>
+              <w:ind w:left="425"/>
+              <w:rPr>
+                <w:rFonts w:ascii="Fredoka" w:hAnsi="Fredoka" w:cs="Fredoka"/>
+                <w:bCs/>
+                <w:szCs w:val="40"/>
+              </w:rPr>
+            </w:pPr>
+            <w:r>
+              <w:rPr>
+                <w:rFonts w:ascii="Fredoka" w:hAnsi="Fredoka" w:cs="Fredoka"/>
+                <w:bCs/>
+                <w:szCs w:val="40"/>
+              </w:rPr>
+              <w:t>Waits for his/her turn</w:t>
+            </w:r>
+          </w:p>
+        </w:tc>
+        <w:tc>
+          <w:tcPr>
+            <w:tcW w:w="360" w:type="dxa"/>
+            <w:vAlign w:val="center"/>
+          </w:tcPr>
+          <w:p>
+            <w:pPr>
+              <w:spacing w:after="0" w:line="240" w:lineRule="auto"/>
+              <w:jc w:val="center"/>
+              <w:rPr>
+                <w:rFonts w:ascii="Fredoka" w:hAnsi="Fredoka" w:cs="Fredoka"/>
+                <w:bCs/>
+                <w:szCs w:val="40"/>
+              </w:rPr>
+            </w:pPr>
+          </w:p>
+        </w:tc>
+        <w:tc>
+          <w:tcPr>
+            <w:tcW w:w="361" w:type="dxa"/>
+            <w:vAlign w:val="center"/>
+          </w:tcPr>
+          <w:p>
+            <w:pPr>
+              <w:spacing w:after="0" w:line="240" w:lineRule="auto"/>
+              <w:jc w:val="center"/>
+              <w:rPr>
+                <w:rFonts w:ascii="Fredoka" w:hAnsi="Fredoka" w:cs="Fredoka"/>
+                <w:bCs/>
+                <w:szCs w:val="40"/>
+              </w:rPr>
+            </w:pPr>
+          </w:p>
+        </w:tc>
+        <w:tc>
+          <w:tcPr>
+            <w:tcW w:w="360" w:type="dxa"/>
+            <w:vAlign w:val="center"/>
+          </w:tcPr>
+          <w:p>
+            <w:pPr>
+              <w:spacing w:after="0" w:line="240" w:lineRule="auto"/>
+              <w:jc w:val="center"/>
+              <w:rPr>
+                <w:rFonts w:ascii="Fredoka" w:hAnsi="Fredoka" w:cs="Fredoka"/>
+                <w:bCs/>
+                <w:szCs w:val="40"/>
+              </w:rPr>
+            </w:pPr>
+          </w:p>
+        </w:tc>
+        <w:tc>
+          <w:tcPr>
+            <w:tcW w:w="360" w:type="dxa"/>
+            <w:vAlign w:val="center"/>
+          </w:tcPr>
+          <w:p>
+            <w:pPr>
+              <w:spacing w:after="0" w:line="240" w:lineRule="auto"/>
+              <w:jc w:val="center"/>
+              <w:rPr>
+                <w:rFonts w:ascii="Fredoka" w:hAnsi="Fredoka" w:cs="Fredoka"/>
+                <w:bCs/>
+                <w:szCs w:val="40"/>
+              </w:rPr>
+            </w:pPr>
+          </w:p>
+        </w:tc>
+        <w:tc>
+          <w:tcPr>
+            <w:tcW w:w="361" w:type="dxa"/>
+            <w:vAlign w:val="center"/>
+          </w:tcPr>
+          <w:p>
+            <w:pPr>
+              <w:spacing w:after="0" w:line="240" w:lineRule="auto"/>
+              <w:jc w:val="center"/>
+              <w:rPr>
+                <w:rFonts w:ascii="Fredoka" w:hAnsi="Fredoka" w:cs="Fredoka"/>
+                <w:bCs/>
+                <w:szCs w:val="40"/>
+              </w:rPr>
+            </w:pPr>
+          </w:p>
+        </w:tc>
+        <w:tc>
+          <w:tcPr>
+            <w:tcW w:w="360" w:type="dxa"/>
+            <w:vAlign w:val="center"/>
+          </w:tcPr>
+          <w:p>
+            <w:pPr>
+              <w:spacing w:after="0" w:line="240" w:lineRule="auto"/>
+              <w:jc w:val="center"/>
+              <w:rPr>
+                <w:rFonts w:ascii="Fredoka" w:hAnsi="Fredoka" w:cs="Fredoka"/>
+                <w:bCs/>
+                <w:szCs w:val="40"/>
+              </w:rPr>
+            </w:pPr>
+          </w:p>
+        </w:tc>
+      </w:tr>
+      <w:tr>
+        <w:trPr>
+          <w:trHeight w:val="20"/>
+        </w:trPr>
+        <w:tc>
+          <w:tcPr>
+            <w:tcW w:w="4752" w:type="dxa"/>
+            <w:vAlign w:val="center"/>
+          </w:tcPr>
+          <w:p>
+            <w:pPr>
+              <w:pStyle w:val="ListParagraph"/>
+              <w:numPr>
+                <w:ilvl w:val="0"/>
+                <w:numId w:val="12"/>
+              </w:numPr>
+              <w:spacing w:after="0" w:line="240" w:lineRule="auto"/>
+              <w:ind w:left="425"/>
+              <w:rPr>
+                <w:rFonts w:ascii="Fredoka" w:hAnsi="Fredoka" w:cs="Fredoka"/>
+                <w:bCs/>
+                <w:szCs w:val="40"/>
+              </w:rPr>
+            </w:pPr>
+            <w:r>
+              <w:rPr>
+                <w:rFonts w:ascii="Fredoka" w:hAnsi="Fredoka" w:cs="Fredoka"/>
+                <w:bCs/>
+                <w:szCs w:val="40"/>
+              </w:rPr>
+              <w:t>Asks permission to play with toy being used by another</w:t>
+            </w:r>
+          </w:p>
+        </w:tc>
+        <w:tc>
+          <w:tcPr>
+            <w:tcW w:w="360" w:type="dxa"/>
+            <w:vAlign w:val="center"/>
+          </w:tcPr>
+          <w:p>
+            <w:pPr>
+              <w:spacing w:after="0" w:line="240" w:lineRule="auto"/>
+              <w:jc w:val="center"/>
+              <w:rPr>
+                <w:rFonts w:ascii="Fredoka" w:hAnsi="Fredoka" w:cs="Fredoka"/>
+                <w:bCs/>
+                <w:szCs w:val="40"/>
+              </w:rPr>
+            </w:pPr>
+          </w:p>
+        </w:tc>
+        <w:tc>
+          <w:tcPr>
+            <w:tcW w:w="361" w:type="dxa"/>
+            <w:vAlign w:val="center"/>
+          </w:tcPr>
+          <w:p>
+            <w:pPr>
+              <w:spacing w:after="0" w:line="240" w:lineRule="auto"/>
+              <w:jc w:val="center"/>
+              <w:rPr>
+                <w:rFonts w:ascii="Fredoka" w:hAnsi="Fredoka" w:cs="Fredoka"/>
+                <w:bCs/>
+                <w:szCs w:val="40"/>
+              </w:rPr>
+            </w:pPr>
+          </w:p>
+        </w:tc>
+        <w:tc>
+          <w:tcPr>
+            <w:tcW w:w="360" w:type="dxa"/>
+            <w:vAlign w:val="center"/>
+          </w:tcPr>
+          <w:p>
+            <w:pPr>
+              <w:spacing w:after="0" w:line="240" w:lineRule="auto"/>
+              <w:jc w:val="center"/>
+              <w:rPr>
+                <w:rFonts w:ascii="Fredoka" w:hAnsi="Fredoka" w:cs="Fredoka"/>
+                <w:bCs/>
+                <w:szCs w:val="40"/>
+              </w:rPr>
+            </w:pPr>
+          </w:p>
+        </w:tc>
+        <w:tc>
+          <w:tcPr>
+            <w:tcW w:w="360" w:type="dxa"/>
+            <w:vAlign w:val="center"/>
+          </w:tcPr>
+          <w:p>
+            <w:pPr>
+              <w:spacing w:after="0" w:line="240" w:lineRule="auto"/>
+              <w:jc w:val="center"/>
+              <w:rPr>
+                <w:rFonts w:ascii="Fredoka" w:hAnsi="Fredoka" w:cs="Fredoka"/>
+                <w:bCs/>
+                <w:szCs w:val="40"/>
+              </w:rPr>
+            </w:pPr>
+          </w:p>
+        </w:tc>
+        <w:tc>
+          <w:tcPr>
+            <w:tcW w:w="361" w:type="dxa"/>
+            <w:vAlign w:val="center"/>
+          </w:tcPr>
+          <w:p>
+            <w:pPr>
+              <w:spacing w:after="0" w:line="240" w:lineRule="auto"/>
+              <w:jc w:val="center"/>
+              <w:rPr>
+                <w:rFonts w:ascii="Fredoka" w:hAnsi="Fredoka" w:cs="Fredoka"/>
+                <w:bCs/>
+                <w:szCs w:val="40"/>
+              </w:rPr>
+            </w:pPr>
+          </w:p>
+        </w:tc>
+        <w:tc>
+          <w:tcPr>
+            <w:tcW w:w="360" w:type="dxa"/>
+            <w:vAlign w:val="center"/>
+          </w:tcPr>
+          <w:p>
+            <w:pPr>
+              <w:spacing w:after="0" w:line="240" w:lineRule="auto"/>
+              <w:jc w:val="center"/>
+              <w:rPr>
+                <w:rFonts w:ascii="Fredoka" w:hAnsi="Fredoka" w:cs="Fredoka"/>
+                <w:bCs/>
+                <w:szCs w:val="40"/>
+              </w:rPr>
+            </w:pPr>
+          </w:p>
+        </w:tc>
+      </w:tr>
+      <w:tr>
+        <w:trPr>
+          <w:trHeight w:val="20"/>
+        </w:trPr>
+        <w:tc>
+          <w:tcPr>
+            <w:tcW w:w="4752" w:type="dxa"/>
+            <w:vAlign w:val="center"/>
+          </w:tcPr>
+          <w:p>
+            <w:pPr>
+              <w:pStyle w:val="ListParagraph"/>
+              <w:numPr>
+                <w:ilvl w:val="0"/>
+                <w:numId w:val="12"/>
+              </w:numPr>
+              <w:spacing w:after="0" w:line="240" w:lineRule="auto"/>
+              <w:ind w:left="425"/>
+              <w:rPr>
+                <w:rFonts w:ascii="Fredoka" w:hAnsi="Fredoka" w:cs="Fredoka"/>
+                <w:bCs/>
+                <w:szCs w:val="40"/>
+              </w:rPr>
+            </w:pPr>
+            <w:r>
+              <w:rPr>
+                <w:rFonts w:ascii="Fredoka" w:hAnsi="Fredoka" w:cs="Fredoka"/>
+                <w:bCs/>
+                <w:szCs w:val="40"/>
+              </w:rPr>
+              <w:t>Defends possessions with determination</w:t>
+            </w:r>
+          </w:p>
+        </w:tc>
+        <w:tc>
+          <w:tcPr>
+            <w:tcW w:w="360" w:type="dxa"/>
+            <w:vAlign w:val="center"/>
+          </w:tcPr>
+          <w:p>
+            <w:pPr>
+              <w:spacing w:after="0" w:line="240" w:lineRule="auto"/>
+              <w:jc w:val="center"/>
+              <w:rPr>
+                <w:rFonts w:ascii="Fredoka" w:hAnsi="Fredoka" w:cs="Fredoka"/>
+                <w:bCs/>
+                <w:szCs w:val="40"/>
+              </w:rPr>
+            </w:pPr>
+          </w:p>
+        </w:tc>
+        <w:tc>
+          <w:tcPr>
+            <w:tcW w:w="361" w:type="dxa"/>
+            <w:vAlign w:val="center"/>
+          </w:tcPr>
+          <w:p>
+            <w:pPr>
+              <w:spacing w:after="0" w:line="240" w:lineRule="auto"/>
+              <w:jc w:val="center"/>
+              <w:rPr>
+                <w:rFonts w:ascii="Fredoka" w:hAnsi="Fredoka" w:cs="Fredoka"/>
+                <w:bCs/>
+                <w:szCs w:val="40"/>
+              </w:rPr>
+            </w:pPr>
+          </w:p>
+        </w:tc>
+        <w:tc>
+          <w:tcPr>
+            <w:tcW w:w="360" w:type="dxa"/>
+            <w:vAlign w:val="center"/>
+          </w:tcPr>
+          <w:p>
+            <w:pPr>
+              <w:spacing w:after="0" w:line="240" w:lineRule="auto"/>
+              <w:jc w:val="center"/>
+              <w:rPr>
+                <w:rFonts w:ascii="Fredoka" w:hAnsi="Fredoka" w:cs="Fredoka"/>
+                <w:bCs/>
+                <w:szCs w:val="40"/>
+              </w:rPr>
+            </w:pPr>
+          </w:p>
+        </w:tc>
+        <w:tc>
+          <w:tcPr>
+            <w:tcW w:w="360" w:type="dxa"/>
+            <w:vAlign w:val="center"/>
+          </w:tcPr>
+          <w:p>
+            <w:pPr>
+              <w:spacing w:after="0" w:line="240" w:lineRule="auto"/>
+              <w:jc w:val="center"/>
+              <w:rPr>
+                <w:rFonts w:ascii="Fredoka" w:hAnsi="Fredoka" w:cs="Fredoka"/>
+                <w:bCs/>
+                <w:szCs w:val="40"/>
+              </w:rPr>
+            </w:pPr>
+          </w:p>
+        </w:tc>
+        <w:tc>
+          <w:tcPr>
+            <w:tcW w:w="361" w:type="dxa"/>
+            <w:vAlign w:val="center"/>
+          </w:tcPr>
+          <w:p>
+            <w:pPr>
+              <w:spacing w:after="0" w:line="240" w:lineRule="auto"/>
+              <w:jc w:val="center"/>
+              <w:rPr>
+                <w:rFonts w:ascii="Fredoka" w:hAnsi="Fredoka" w:cs="Fredoka"/>
+                <w:bCs/>
+                <w:szCs w:val="40"/>
+              </w:rPr>
+            </w:pPr>
+          </w:p>
+        </w:tc>
+        <w:tc>
+          <w:tcPr>
+            <w:tcW w:w="360" w:type="dxa"/>
+            <w:vAlign w:val="center"/>
+          </w:tcPr>
+          <w:p>
+            <w:pPr>
+              <w:spacing w:after="0" w:line="240" w:lineRule="auto"/>
+              <w:jc w:val="center"/>
+              <w:rPr>
+                <w:rFonts w:ascii="Fredoka" w:hAnsi="Fredoka" w:cs="Fredoka"/>
+                <w:bCs/>
+                <w:szCs w:val="40"/>
+              </w:rPr>
+            </w:pPr>
+          </w:p>
+        </w:tc>
+      </w:tr>
+      <w:tr>
+        <w:trPr>
+          <w:trHeight w:val="20"/>
+        </w:trPr>
+        <w:tc>
+          <w:tcPr>
+            <w:tcW w:w="4752" w:type="dxa"/>
+            <w:vAlign w:val="center"/>
+          </w:tcPr>
+          <w:p>
+            <w:pPr>
+              <w:pStyle w:val="ListParagraph"/>
+              <w:numPr>
+                <w:ilvl w:val="0"/>
+                <w:numId w:val="12"/>
+              </w:numPr>
+              <w:spacing w:after="0" w:line="240" w:lineRule="auto"/>
+              <w:ind w:left="425"/>
+              <w:rPr>
+                <w:rFonts w:ascii="Fredoka" w:hAnsi="Fredoka" w:cs="Fredoka"/>
+                <w:bCs/>
+                <w:szCs w:val="40"/>
+              </w:rPr>
+            </w:pPr>
+            <w:r>
+              <w:rPr>
+                <w:rFonts w:ascii="Fredoka" w:hAnsi="Fredoka" w:cs="Fredoka"/>
+                <w:bCs/>
+                <w:szCs w:val="40"/>
+              </w:rPr>
+              <w:t xml:space="preserve">Plays organized group games fairly (e.g., does not cheat </w:t>
+            </w:r>
+            <w:proofErr w:type="gramStart"/>
+            <w:r>
+              <w:rPr>
+                <w:rFonts w:ascii="Fredoka" w:hAnsi="Fredoka" w:cs="Fredoka"/>
+                <w:bCs/>
+                <w:szCs w:val="40"/>
+              </w:rPr>
+              <w:t>in order to</w:t>
+            </w:r>
+            <w:proofErr w:type="gramEnd"/>
+            <w:r>
+              <w:rPr>
+                <w:rFonts w:ascii="Fredoka" w:hAnsi="Fredoka" w:cs="Fredoka"/>
+                <w:bCs/>
+                <w:szCs w:val="40"/>
+              </w:rPr>
+              <w:t xml:space="preserve"> win)</w:t>
+            </w:r>
+          </w:p>
+        </w:tc>
+        <w:tc>
+          <w:tcPr>
+            <w:tcW w:w="360" w:type="dxa"/>
+            <w:vAlign w:val="center"/>
+          </w:tcPr>
+          <w:p>
+            <w:pPr>
+              <w:spacing w:after="0" w:line="240" w:lineRule="auto"/>
+              <w:jc w:val="center"/>
+              <w:rPr>
+                <w:rFonts w:ascii="Fredoka" w:hAnsi="Fredoka" w:cs="Fredoka"/>
+                <w:bCs/>
+                <w:szCs w:val="40"/>
+              </w:rPr>
+            </w:pPr>
+          </w:p>
+        </w:tc>
+        <w:tc>
+          <w:tcPr>
+            <w:tcW w:w="361" w:type="dxa"/>
+            <w:vAlign w:val="center"/>
+          </w:tcPr>
+          <w:p>
+            <w:pPr>
+              <w:spacing w:after="0" w:line="240" w:lineRule="auto"/>
+              <w:jc w:val="center"/>
+              <w:rPr>
+                <w:rFonts w:ascii="Fredoka" w:hAnsi="Fredoka" w:cs="Fredoka"/>
+                <w:bCs/>
+                <w:szCs w:val="40"/>
+              </w:rPr>
+            </w:pPr>
+          </w:p>
+        </w:tc>
+        <w:tc>
+          <w:tcPr>
+            <w:tcW w:w="360" w:type="dxa"/>
+            <w:vAlign w:val="center"/>
+          </w:tcPr>
+          <w:p>
+            <w:pPr>
+              <w:spacing w:after="0" w:line="240" w:lineRule="auto"/>
+              <w:jc w:val="center"/>
+              <w:rPr>
+                <w:rFonts w:ascii="Fredoka" w:hAnsi="Fredoka" w:cs="Fredoka"/>
+                <w:bCs/>
+                <w:szCs w:val="40"/>
+              </w:rPr>
+            </w:pPr>
+          </w:p>
+        </w:tc>
+        <w:tc>
+          <w:tcPr>
+            <w:tcW w:w="360" w:type="dxa"/>
+            <w:vAlign w:val="center"/>
+          </w:tcPr>
+          <w:p>
+            <w:pPr>
+              <w:spacing w:after="0" w:line="240" w:lineRule="auto"/>
+              <w:jc w:val="center"/>
+              <w:rPr>
+                <w:rFonts w:ascii="Fredoka" w:hAnsi="Fredoka" w:cs="Fredoka"/>
+                <w:bCs/>
+                <w:szCs w:val="40"/>
+              </w:rPr>
+            </w:pPr>
+          </w:p>
+        </w:tc>
+        <w:tc>
+          <w:tcPr>
+            <w:tcW w:w="361" w:type="dxa"/>
+            <w:vAlign w:val="center"/>
+          </w:tcPr>
+          <w:p>
+            <w:pPr>
+              <w:spacing w:after="0" w:line="240" w:lineRule="auto"/>
+              <w:jc w:val="center"/>
+              <w:rPr>
+                <w:rFonts w:ascii="Fredoka" w:hAnsi="Fredoka" w:cs="Fredoka"/>
+                <w:bCs/>
+                <w:szCs w:val="40"/>
+              </w:rPr>
+            </w:pPr>
+          </w:p>
+        </w:tc>
+        <w:tc>
+          <w:tcPr>
+            <w:tcW w:w="360" w:type="dxa"/>
+            <w:vAlign w:val="center"/>
+          </w:tcPr>
+          <w:p>
+            <w:pPr>
+              <w:spacing w:after="0" w:line="240" w:lineRule="auto"/>
+              <w:jc w:val="center"/>
+              <w:rPr>
+                <w:rFonts w:ascii="Fredoka" w:hAnsi="Fredoka" w:cs="Fredoka"/>
+                <w:bCs/>
+                <w:szCs w:val="40"/>
+              </w:rPr>
+            </w:pPr>
+          </w:p>
+        </w:tc>
+      </w:tr>
+      <w:tr>
+        <w:trPr>
+          <w:trHeight w:val="20"/>
+        </w:trPr>
+        <w:tc>
+          <w:tcPr>
+            <w:tcW w:w="4752" w:type="dxa"/>
+            <w:vAlign w:val="center"/>
+          </w:tcPr>
+          <w:p>
+            <w:pPr>
+              <w:pStyle w:val="ListParagraph"/>
+              <w:numPr>
+                <w:ilvl w:val="0"/>
+                <w:numId w:val="12"/>
+              </w:numPr>
+              <w:spacing w:after="0" w:line="240" w:lineRule="auto"/>
+              <w:ind w:left="425"/>
+              <w:rPr>
+                <w:rFonts w:ascii="Fredoka" w:hAnsi="Fredoka" w:cs="Fredoka"/>
+                <w:bCs/>
+                <w:szCs w:val="40"/>
+              </w:rPr>
+            </w:pPr>
+            <w:r>
+              <w:rPr>
+                <w:rFonts w:ascii="Fredoka" w:hAnsi="Fredoka" w:cs="Fredoka"/>
+                <w:bCs/>
+                <w:szCs w:val="40"/>
+              </w:rPr>
+              <w:t>Can talk about difficult feelings (e.g., anger, sadness, worry) he experiences</w:t>
+            </w:r>
+          </w:p>
+        </w:tc>
+        <w:tc>
+          <w:tcPr>
+            <w:tcW w:w="360" w:type="dxa"/>
+            <w:vAlign w:val="center"/>
+          </w:tcPr>
+          <w:p>
+            <w:pPr>
+              <w:spacing w:after="0" w:line="240" w:lineRule="auto"/>
+              <w:jc w:val="center"/>
+              <w:rPr>
+                <w:rFonts w:ascii="Fredoka" w:hAnsi="Fredoka" w:cs="Fredoka"/>
+                <w:bCs/>
+                <w:szCs w:val="40"/>
+              </w:rPr>
+            </w:pPr>
+          </w:p>
+        </w:tc>
+        <w:tc>
+          <w:tcPr>
+            <w:tcW w:w="361" w:type="dxa"/>
+            <w:vAlign w:val="center"/>
+          </w:tcPr>
+          <w:p>
+            <w:pPr>
+              <w:spacing w:after="0" w:line="240" w:lineRule="auto"/>
+              <w:jc w:val="center"/>
+              <w:rPr>
+                <w:rFonts w:ascii="Fredoka" w:hAnsi="Fredoka" w:cs="Fredoka"/>
+                <w:bCs/>
+                <w:szCs w:val="40"/>
+              </w:rPr>
+            </w:pPr>
+          </w:p>
+        </w:tc>
+        <w:tc>
+          <w:tcPr>
+            <w:tcW w:w="360" w:type="dxa"/>
+            <w:vAlign w:val="center"/>
+          </w:tcPr>
+          <w:p>
+            <w:pPr>
+              <w:spacing w:after="0" w:line="240" w:lineRule="auto"/>
+              <w:jc w:val="center"/>
+              <w:rPr>
+                <w:rFonts w:ascii="Fredoka" w:hAnsi="Fredoka" w:cs="Fredoka"/>
+                <w:bCs/>
+                <w:szCs w:val="40"/>
+              </w:rPr>
+            </w:pPr>
+          </w:p>
+        </w:tc>
+        <w:tc>
+          <w:tcPr>
+            <w:tcW w:w="360" w:type="dxa"/>
+            <w:vAlign w:val="center"/>
+          </w:tcPr>
+          <w:p>
+            <w:pPr>
+              <w:spacing w:after="0" w:line="240" w:lineRule="auto"/>
+              <w:jc w:val="center"/>
+              <w:rPr>
+                <w:rFonts w:ascii="Fredoka" w:hAnsi="Fredoka" w:cs="Fredoka"/>
+                <w:bCs/>
+                <w:szCs w:val="40"/>
+              </w:rPr>
+            </w:pPr>
+          </w:p>
+        </w:tc>
+        <w:tc>
+          <w:tcPr>
+            <w:tcW w:w="361" w:type="dxa"/>
+            <w:vAlign w:val="center"/>
+          </w:tcPr>
+          <w:p>
+            <w:pPr>
+              <w:spacing w:after="0" w:line="240" w:lineRule="auto"/>
+              <w:jc w:val="center"/>
+              <w:rPr>
+                <w:rFonts w:ascii="Fredoka" w:hAnsi="Fredoka" w:cs="Fredoka"/>
+                <w:bCs/>
+                <w:szCs w:val="40"/>
+              </w:rPr>
+            </w:pPr>
+          </w:p>
+        </w:tc>
+        <w:tc>
+          <w:tcPr>
+            <w:tcW w:w="360" w:type="dxa"/>
+            <w:vAlign w:val="center"/>
+          </w:tcPr>
+          <w:p>
+            <w:pPr>
+              <w:spacing w:after="0" w:line="240" w:lineRule="auto"/>
+              <w:jc w:val="center"/>
+              <w:rPr>
+                <w:rFonts w:ascii="Fredoka" w:hAnsi="Fredoka" w:cs="Fredoka"/>
+                <w:bCs/>
+                <w:szCs w:val="40"/>
+              </w:rPr>
+            </w:pPr>
+          </w:p>
+        </w:tc>
+      </w:tr>
+      <w:tr>
+        <w:trPr>
+          <w:trHeight w:val="20"/>
+        </w:trPr>
+        <w:tc>
+          <w:tcPr>
+            <w:tcW w:w="4752" w:type="dxa"/>
+            <w:vAlign w:val="center"/>
+          </w:tcPr>
+          <w:p>
+            <w:pPr>
+              <w:pStyle w:val="ListParagraph"/>
+              <w:numPr>
+                <w:ilvl w:val="0"/>
+                <w:numId w:val="12"/>
+              </w:numPr>
+              <w:spacing w:after="0" w:line="240" w:lineRule="auto"/>
+              <w:ind w:left="425"/>
+              <w:rPr>
+                <w:rFonts w:ascii="Fredoka" w:hAnsi="Fredoka" w:cs="Fredoka"/>
+                <w:bCs/>
+                <w:szCs w:val="40"/>
+              </w:rPr>
+            </w:pPr>
+            <w:r>
+              <w:rPr>
+                <w:rFonts w:ascii="Fredoka" w:hAnsi="Fredoka" w:cs="Fredoka"/>
+                <w:bCs/>
+                <w:szCs w:val="40"/>
+              </w:rPr>
+              <w:t>Honors a simple bargain with caregiver (e.g., can play outside only after cleaning/fixing his room)</w:t>
+            </w:r>
+          </w:p>
+        </w:tc>
+        <w:tc>
+          <w:tcPr>
+            <w:tcW w:w="360" w:type="dxa"/>
+            <w:vAlign w:val="center"/>
+          </w:tcPr>
+          <w:p>
+            <w:pPr>
+              <w:spacing w:after="0" w:line="240" w:lineRule="auto"/>
+              <w:jc w:val="center"/>
+              <w:rPr>
+                <w:rFonts w:ascii="Fredoka" w:hAnsi="Fredoka" w:cs="Fredoka"/>
+                <w:bCs/>
+                <w:szCs w:val="40"/>
+              </w:rPr>
+            </w:pPr>
+          </w:p>
+        </w:tc>
+        <w:tc>
+          <w:tcPr>
+            <w:tcW w:w="361" w:type="dxa"/>
+            <w:vAlign w:val="center"/>
+          </w:tcPr>
+          <w:p>
+            <w:pPr>
+              <w:spacing w:after="0" w:line="240" w:lineRule="auto"/>
+              <w:jc w:val="center"/>
+              <w:rPr>
+                <w:rFonts w:ascii="Fredoka" w:hAnsi="Fredoka" w:cs="Fredoka"/>
+                <w:bCs/>
+                <w:szCs w:val="40"/>
+              </w:rPr>
+            </w:pPr>
+          </w:p>
+        </w:tc>
+        <w:tc>
+          <w:tcPr>
+            <w:tcW w:w="360" w:type="dxa"/>
+            <w:vAlign w:val="center"/>
+          </w:tcPr>
+          <w:p>
+            <w:pPr>
+              <w:spacing w:after="0" w:line="240" w:lineRule="auto"/>
+              <w:jc w:val="center"/>
+              <w:rPr>
+                <w:rFonts w:ascii="Fredoka" w:hAnsi="Fredoka" w:cs="Fredoka"/>
+                <w:bCs/>
+                <w:szCs w:val="40"/>
+              </w:rPr>
+            </w:pPr>
+          </w:p>
+        </w:tc>
+        <w:tc>
+          <w:tcPr>
+            <w:tcW w:w="360" w:type="dxa"/>
+            <w:vAlign w:val="center"/>
+          </w:tcPr>
+          <w:p>
+            <w:pPr>
+              <w:spacing w:after="0" w:line="240" w:lineRule="auto"/>
+              <w:jc w:val="center"/>
+              <w:rPr>
+                <w:rFonts w:ascii="Fredoka" w:hAnsi="Fredoka" w:cs="Fredoka"/>
+                <w:bCs/>
+                <w:szCs w:val="40"/>
+              </w:rPr>
+            </w:pPr>
+          </w:p>
+        </w:tc>
+        <w:tc>
+          <w:tcPr>
+            <w:tcW w:w="361" w:type="dxa"/>
+            <w:vAlign w:val="center"/>
+          </w:tcPr>
+          <w:p>
+            <w:pPr>
+              <w:spacing w:after="0" w:line="240" w:lineRule="auto"/>
+              <w:jc w:val="center"/>
+              <w:rPr>
+                <w:rFonts w:ascii="Fredoka" w:hAnsi="Fredoka" w:cs="Fredoka"/>
+                <w:bCs/>
+                <w:szCs w:val="40"/>
+              </w:rPr>
+            </w:pPr>
+          </w:p>
+        </w:tc>
+        <w:tc>
+          <w:tcPr>
+            <w:tcW w:w="360" w:type="dxa"/>
+            <w:vAlign w:val="center"/>
+          </w:tcPr>
+          <w:p>
+            <w:pPr>
+              <w:spacing w:after="0" w:line="240" w:lineRule="auto"/>
+              <w:jc w:val="center"/>
+              <w:rPr>
+                <w:rFonts w:ascii="Fredoka" w:hAnsi="Fredoka" w:cs="Fredoka"/>
+                <w:bCs/>
+                <w:szCs w:val="40"/>
+              </w:rPr>
+            </w:pPr>
+          </w:p>
+        </w:tc>
+      </w:tr>
+      <w:tr>
+        <w:trPr>
+          <w:trHeight w:val="20"/>
+        </w:trPr>
+        <w:tc>
+          <w:tcPr>
+            <w:tcW w:w="4752" w:type="dxa"/>
+            <w:vAlign w:val="center"/>
+          </w:tcPr>
+          <w:p>
+            <w:pPr>
+              <w:pStyle w:val="ListParagraph"/>
+              <w:numPr>
+                <w:ilvl w:val="0"/>
+                <w:numId w:val="12"/>
+              </w:numPr>
+              <w:spacing w:after="0" w:line="240" w:lineRule="auto"/>
+              <w:ind w:left="425"/>
+              <w:rPr>
+                <w:rFonts w:ascii="Fredoka" w:hAnsi="Fredoka" w:cs="Fredoka"/>
+                <w:bCs/>
+                <w:szCs w:val="40"/>
+              </w:rPr>
+            </w:pPr>
+            <w:r>
+              <w:rPr>
+                <w:rFonts w:ascii="Fredoka" w:hAnsi="Fredoka" w:cs="Fredoka"/>
+                <w:bCs/>
+                <w:szCs w:val="40"/>
+              </w:rPr>
+              <w:lastRenderedPageBreak/>
+              <w:t xml:space="preserve">Watches responsibly over younger </w:t>
+            </w:r>
+            <w:proofErr w:type="gramStart"/>
+            <w:r>
+              <w:rPr>
+                <w:rFonts w:ascii="Fredoka" w:hAnsi="Fredoka" w:cs="Fredoka"/>
+                <w:bCs/>
+                <w:szCs w:val="40"/>
+              </w:rPr>
+              <w:t>siblings</w:t>
+            </w:r>
+            <w:proofErr w:type="gramEnd"/>
+            <w:r>
+              <w:rPr>
+                <w:rFonts w:ascii="Fredoka" w:hAnsi="Fredoka" w:cs="Fredoka"/>
+                <w:bCs/>
+                <w:szCs w:val="40"/>
+              </w:rPr>
+              <w:t>/family members</w:t>
+            </w:r>
+          </w:p>
+        </w:tc>
+        <w:tc>
+          <w:tcPr>
+            <w:tcW w:w="360" w:type="dxa"/>
+            <w:vAlign w:val="center"/>
+          </w:tcPr>
+          <w:p>
+            <w:pPr>
+              <w:spacing w:after="0" w:line="240" w:lineRule="auto"/>
+              <w:jc w:val="center"/>
+              <w:rPr>
+                <w:rFonts w:ascii="Fredoka" w:hAnsi="Fredoka" w:cs="Fredoka"/>
+                <w:bCs/>
+                <w:szCs w:val="40"/>
+              </w:rPr>
+            </w:pPr>
+          </w:p>
+        </w:tc>
+        <w:tc>
+          <w:tcPr>
+            <w:tcW w:w="361" w:type="dxa"/>
+            <w:vAlign w:val="center"/>
+          </w:tcPr>
+          <w:p>
+            <w:pPr>
+              <w:spacing w:after="0" w:line="240" w:lineRule="auto"/>
+              <w:jc w:val="center"/>
+              <w:rPr>
+                <w:rFonts w:ascii="Fredoka" w:hAnsi="Fredoka" w:cs="Fredoka"/>
+                <w:bCs/>
+                <w:szCs w:val="40"/>
+              </w:rPr>
+            </w:pPr>
+          </w:p>
+        </w:tc>
+        <w:tc>
+          <w:tcPr>
+            <w:tcW w:w="360" w:type="dxa"/>
+            <w:vAlign w:val="center"/>
+          </w:tcPr>
+          <w:p>
+            <w:pPr>
+              <w:spacing w:after="0" w:line="240" w:lineRule="auto"/>
+              <w:jc w:val="center"/>
+              <w:rPr>
+                <w:rFonts w:ascii="Fredoka" w:hAnsi="Fredoka" w:cs="Fredoka"/>
+                <w:bCs/>
+                <w:szCs w:val="40"/>
+              </w:rPr>
+            </w:pPr>
+          </w:p>
+        </w:tc>
+        <w:tc>
+          <w:tcPr>
+            <w:tcW w:w="360" w:type="dxa"/>
+            <w:vAlign w:val="center"/>
+          </w:tcPr>
+          <w:p>
+            <w:pPr>
+              <w:spacing w:after="0" w:line="240" w:lineRule="auto"/>
+              <w:jc w:val="center"/>
+              <w:rPr>
+                <w:rFonts w:ascii="Fredoka" w:hAnsi="Fredoka" w:cs="Fredoka"/>
+                <w:bCs/>
+                <w:szCs w:val="40"/>
+              </w:rPr>
+            </w:pPr>
+          </w:p>
+        </w:tc>
+        <w:tc>
+          <w:tcPr>
+            <w:tcW w:w="361" w:type="dxa"/>
+            <w:vAlign w:val="center"/>
+          </w:tcPr>
+          <w:p>
+            <w:pPr>
+              <w:spacing w:after="0" w:line="240" w:lineRule="auto"/>
+              <w:jc w:val="center"/>
+              <w:rPr>
+                <w:rFonts w:ascii="Fredoka" w:hAnsi="Fredoka" w:cs="Fredoka"/>
+                <w:bCs/>
+                <w:szCs w:val="40"/>
+              </w:rPr>
+            </w:pPr>
+          </w:p>
+        </w:tc>
+        <w:tc>
+          <w:tcPr>
+            <w:tcW w:w="360" w:type="dxa"/>
+            <w:vAlign w:val="center"/>
+          </w:tcPr>
+          <w:p>
+            <w:pPr>
+              <w:spacing w:after="0" w:line="240" w:lineRule="auto"/>
+              <w:jc w:val="center"/>
+              <w:rPr>
+                <w:rFonts w:ascii="Fredoka" w:hAnsi="Fredoka" w:cs="Fredoka"/>
+                <w:bCs/>
+                <w:szCs w:val="40"/>
+              </w:rPr>
+            </w:pPr>
+          </w:p>
+        </w:tc>
+      </w:tr>
+      <w:tr>
+        <w:trPr>
+          <w:trHeight w:val="20"/>
+        </w:trPr>
+        <w:tc>
+          <w:tcPr>
+            <w:tcW w:w="4752" w:type="dxa"/>
+            <w:vAlign w:val="center"/>
+          </w:tcPr>
+          <w:p>
+            <w:pPr>
+              <w:pStyle w:val="ListParagraph"/>
+              <w:numPr>
+                <w:ilvl w:val="0"/>
+                <w:numId w:val="12"/>
+              </w:numPr>
+              <w:spacing w:after="0" w:line="240" w:lineRule="auto"/>
+              <w:ind w:left="425"/>
+              <w:rPr>
+                <w:rFonts w:ascii="Fredoka" w:hAnsi="Fredoka" w:cs="Fredoka"/>
+                <w:bCs/>
+                <w:szCs w:val="40"/>
+              </w:rPr>
+            </w:pPr>
+            <w:r>
+              <w:rPr>
+                <w:rFonts w:ascii="Fredoka" w:hAnsi="Fredoka" w:cs="Fredoka"/>
+                <w:bCs/>
+                <w:szCs w:val="40"/>
+              </w:rPr>
+              <w:t>Cooperates with adults and peers in group situations to minimize quarrels and conflicts</w:t>
+            </w:r>
+          </w:p>
+        </w:tc>
+        <w:tc>
+          <w:tcPr>
+            <w:tcW w:w="360" w:type="dxa"/>
+            <w:vAlign w:val="center"/>
+          </w:tcPr>
+          <w:p>
+            <w:pPr>
+              <w:spacing w:after="0" w:line="240" w:lineRule="auto"/>
+              <w:jc w:val="center"/>
+              <w:rPr>
+                <w:rFonts w:ascii="Fredoka" w:hAnsi="Fredoka" w:cs="Fredoka"/>
+                <w:bCs/>
+                <w:szCs w:val="40"/>
+              </w:rPr>
+            </w:pPr>
+          </w:p>
+        </w:tc>
+        <w:tc>
+          <w:tcPr>
+            <w:tcW w:w="361" w:type="dxa"/>
+            <w:vAlign w:val="center"/>
+          </w:tcPr>
+          <w:p>
+            <w:pPr>
+              <w:spacing w:after="0" w:line="240" w:lineRule="auto"/>
+              <w:jc w:val="center"/>
+              <w:rPr>
+                <w:rFonts w:ascii="Fredoka" w:hAnsi="Fredoka" w:cs="Fredoka"/>
+                <w:bCs/>
+                <w:szCs w:val="40"/>
+              </w:rPr>
+            </w:pPr>
+          </w:p>
+        </w:tc>
+        <w:tc>
+          <w:tcPr>
+            <w:tcW w:w="360" w:type="dxa"/>
+            <w:vAlign w:val="center"/>
+          </w:tcPr>
+          <w:p>
+            <w:pPr>
+              <w:spacing w:after="0" w:line="240" w:lineRule="auto"/>
+              <w:jc w:val="center"/>
+              <w:rPr>
+                <w:rFonts w:ascii="Fredoka" w:hAnsi="Fredoka" w:cs="Fredoka"/>
+                <w:bCs/>
+                <w:szCs w:val="40"/>
+              </w:rPr>
+            </w:pPr>
+          </w:p>
+        </w:tc>
+        <w:tc>
+          <w:tcPr>
+            <w:tcW w:w="360" w:type="dxa"/>
+            <w:vAlign w:val="center"/>
+          </w:tcPr>
+          <w:p>
+            <w:pPr>
+              <w:spacing w:after="0" w:line="240" w:lineRule="auto"/>
+              <w:jc w:val="center"/>
+              <w:rPr>
+                <w:rFonts w:ascii="Fredoka" w:hAnsi="Fredoka" w:cs="Fredoka"/>
+                <w:bCs/>
+                <w:szCs w:val="40"/>
+              </w:rPr>
+            </w:pPr>
+          </w:p>
+        </w:tc>
+        <w:tc>
+          <w:tcPr>
+            <w:tcW w:w="361" w:type="dxa"/>
+            <w:vAlign w:val="center"/>
+          </w:tcPr>
+          <w:p>
+            <w:pPr>
+              <w:spacing w:after="0" w:line="240" w:lineRule="auto"/>
+              <w:jc w:val="center"/>
+              <w:rPr>
+                <w:rFonts w:ascii="Fredoka" w:hAnsi="Fredoka" w:cs="Fredoka"/>
+                <w:bCs/>
+                <w:szCs w:val="40"/>
+              </w:rPr>
+            </w:pPr>
+          </w:p>
+        </w:tc>
+        <w:tc>
+          <w:tcPr>
+            <w:tcW w:w="360" w:type="dxa"/>
+            <w:vAlign w:val="center"/>
+          </w:tcPr>
+          <w:p>
+            <w:pPr>
+              <w:spacing w:after="0" w:line="240" w:lineRule="auto"/>
+              <w:jc w:val="center"/>
+              <w:rPr>
+                <w:rFonts w:ascii="Fredoka" w:hAnsi="Fredoka" w:cs="Fredoka"/>
+                <w:bCs/>
+                <w:szCs w:val="40"/>
+              </w:rPr>
+            </w:pPr>
+          </w:p>
+        </w:tc>
+      </w:tr>
+      <w:tr>
+        <w:trPr>
+          <w:trHeight w:val="20"/>
+        </w:trPr>
+        <w:tc>
+          <w:tcPr>
+            <w:tcW w:w="4752" w:type="dxa"/>
+            <w:shd w:val="clear" w:color="auto" w:fill="D0CECE" w:themeFill="background2" w:themeFillShade="E6"/>
+            <w:vAlign w:val="center"/>
+          </w:tcPr>
+          <w:p>
+            <w:pPr>
+              <w:spacing w:after="0" w:line="240" w:lineRule="auto"/>
+              <w:jc w:val="center"/>
+              <w:rPr>
+                <w:rFonts w:ascii="Fredoka" w:hAnsi="Fredoka" w:cs="Fredoka"/>
+                <w:b/>
+                <w:szCs w:val="40"/>
+              </w:rPr>
+            </w:pPr>
+            <w:r>
+              <w:rPr>
+                <w:rFonts w:ascii="Fredoka" w:hAnsi="Fredoka" w:cs="Fredoka"/>
+                <w:b/>
+                <w:szCs w:val="40"/>
+              </w:rPr>
+              <w:t>TOTAL SCORE</w:t>
+            </w:r>
+          </w:p>
+        </w:tc>
+        <w:tc>
+          <w:tcPr>
+            <w:tcW w:w="360" w:type="dxa"/>
+            <w:shd w:val="clear" w:color="auto" w:fill="D0CECE" w:themeFill="background2" w:themeFillShade="E6"/>
+            <w:vAlign w:val="center"/>
+          </w:tcPr>
+          <w:p>
+            <w:pPr>
+              <w:spacing w:after="0" w:line="240" w:lineRule="auto"/>
+              <w:jc w:val="center"/>
+              <w:rPr>
+                <w:rFonts w:ascii="Fredoka" w:hAnsi="Fredoka" w:cs="Fredoka"/>
+                <w:b/>
+                <w:szCs w:val="40"/>
+              </w:rPr>
+            </w:pPr>
+          </w:p>
+        </w:tc>
+        <w:tc>
+          <w:tcPr>
+            <w:tcW w:w="361" w:type="dxa"/>
+            <w:shd w:val="clear" w:color="auto" w:fill="D0CECE" w:themeFill="background2" w:themeFillShade="E6"/>
+            <w:vAlign w:val="center"/>
+          </w:tcPr>
+          <w:p>
+            <w:pPr>
+              <w:spacing w:after="0" w:line="240" w:lineRule="auto"/>
+              <w:jc w:val="center"/>
+              <w:rPr>
+                <w:rFonts w:ascii="Fredoka" w:hAnsi="Fredoka" w:cs="Fredoka"/>
+                <w:b/>
+                <w:szCs w:val="40"/>
+              </w:rPr>
+            </w:pPr>
+          </w:p>
+        </w:tc>
+        <w:tc>
+          <w:tcPr>
+            <w:tcW w:w="360" w:type="dxa"/>
+            <w:shd w:val="clear" w:color="auto" w:fill="D0CECE" w:themeFill="background2" w:themeFillShade="E6"/>
+            <w:vAlign w:val="center"/>
+          </w:tcPr>
+          <w:p>
+            <w:pPr>
+              <w:spacing w:after="0" w:line="240" w:lineRule="auto"/>
+              <w:jc w:val="center"/>
+              <w:rPr>
+                <w:rFonts w:ascii="Fredoka" w:hAnsi="Fredoka" w:cs="Fredoka"/>
+                <w:b/>
+                <w:szCs w:val="40"/>
+              </w:rPr>
+            </w:pPr>
+          </w:p>
+        </w:tc>
+        <w:tc>
+          <w:tcPr>
+            <w:tcW w:w="360" w:type="dxa"/>
+            <w:shd w:val="clear" w:color="auto" w:fill="D0CECE" w:themeFill="background2" w:themeFillShade="E6"/>
+            <w:vAlign w:val="center"/>
+          </w:tcPr>
+          <w:p>
+            <w:pPr>
+              <w:spacing w:after="0" w:line="240" w:lineRule="auto"/>
+              <w:jc w:val="center"/>
+              <w:rPr>
+                <w:rFonts w:ascii="Fredoka" w:hAnsi="Fredoka" w:cs="Fredoka"/>
+                <w:b/>
+                <w:szCs w:val="40"/>
+              </w:rPr>
+            </w:pPr>
+          </w:p>
+        </w:tc>
+        <w:tc>
+          <w:tcPr>
+            <w:tcW w:w="361" w:type="dxa"/>
+            <w:shd w:val="clear" w:color="auto" w:fill="D0CECE" w:themeFill="background2" w:themeFillShade="E6"/>
+            <w:vAlign w:val="center"/>
+          </w:tcPr>
+          <w:p>
+            <w:pPr>
+              <w:spacing w:after="0" w:line="240" w:lineRule="auto"/>
+              <w:jc w:val="center"/>
+              <w:rPr>
+                <w:rFonts w:ascii="Fredoka" w:hAnsi="Fredoka" w:cs="Fredoka"/>
+                <w:b/>
+                <w:szCs w:val="40"/>
+              </w:rPr>
+            </w:pPr>
+          </w:p>
+        </w:tc>
+        <w:tc>
+          <w:tcPr>
+            <w:tcW w:w="360" w:type="dxa"/>
+            <w:shd w:val="clear" w:color="auto" w:fill="D0CECE" w:themeFill="background2" w:themeFillShade="E6"/>
+            <w:vAlign w:val="center"/>
+          </w:tcPr>
+          <w:p>
+            <w:pPr>
+              <w:spacing w:after="0" w:line="240" w:lineRule="auto"/>
+              <w:jc w:val="center"/>
+              <w:rPr>
+                <w:rFonts w:ascii="Fredoka" w:hAnsi="Fredoka" w:cs="Fredoka"/>
+                <w:b/>
+                <w:szCs w:val="40"/>
+              </w:rPr>
+            </w:pPr>
+          </w:p>
+        </w:tc>
+      </w:tr>
+    </w:tbl>
+    <w:p>
+      <w:pPr>
+        <w:spacing w:after="0" w:line="280" w:lineRule="auto"/>
+        <w:jc w:val="both"/>
+        <w:rPr>
+          <w:rFonts w:ascii="Old English Text MT" w:hAnsi="Old English Text MT" w:cs="Times New Roman"/>
+          <w:sz w:val="22"/>
+          <w:szCs w:val="28"/>
+        </w:rPr>
+      </w:pPr>
     </w:p>
     <w:sectPr>
       <w:pgSz w:w="16838" w:h="11906" w:orient="landscape" w:code="9"/>
@@ -6366,6 +10091,92 @@
     </w:lvl>
   </w:abstractNum>
   <w:abstractNum w:abstractNumId="2" w15:restartNumberingAfterBreak="0">
+    <w:nsid w:val="161B32A5"/>
+    <w:multiLevelType w:val="hybridMultilevel"/>
+    <w:tmpl w:val="F90E4190"/>
+    <w:lvl w:ilvl="0" w:tplc="FFFFFFFF">
+      <w:start w:val="1"/>
+      <w:numFmt w:val="decimal"/>
+      <w:lvlText w:val="%1."/>
+      <w:lvlJc w:val="left"/>
+      <w:pPr>
+        <w:ind w:left="720" w:hanging="360"/>
+      </w:pPr>
+    </w:lvl>
+    <w:lvl w:ilvl="1" w:tplc="FFFFFFFF" w:tentative="1">
+      <w:start w:val="1"/>
+      <w:numFmt w:val="lowerLetter"/>
+      <w:lvlText w:val="%2."/>
+      <w:lvlJc w:val="left"/>
+      <w:pPr>
+        <w:ind w:left="1440" w:hanging="360"/>
+      </w:pPr>
+    </w:lvl>
+    <w:lvl w:ilvl="2" w:tplc="FFFFFFFF" w:tentative="1">
+      <w:start w:val="1"/>
+      <w:numFmt w:val="lowerRoman"/>
+      <w:lvlText w:val="%3."/>
+      <w:lvlJc w:val="right"/>
+      <w:pPr>
+        <w:ind w:left="2160" w:hanging="180"/>
+      </w:pPr>
+    </w:lvl>
+    <w:lvl w:ilvl="3" w:tplc="FFFFFFFF" w:tentative="1">
+      <w:start w:val="1"/>
+      <w:numFmt w:val="decimal"/>
+      <w:lvlText w:val="%4."/>
+      <w:lvlJc w:val="left"/>
+      <w:pPr>
+        <w:ind w:left="2880" w:hanging="360"/>
+      </w:pPr>
+    </w:lvl>
+    <w:lvl w:ilvl="4" w:tplc="FFFFFFFF" w:tentative="1">
+      <w:start w:val="1"/>
+      <w:numFmt w:val="lowerLetter"/>
+      <w:lvlText w:val="%5."/>
+      <w:lvlJc w:val="left"/>
+      <w:pPr>
+        <w:ind w:left="3600" w:hanging="360"/>
+      </w:pPr>
+    </w:lvl>
+    <w:lvl w:ilvl="5" w:tplc="FFFFFFFF" w:tentative="1">
+      <w:start w:val="1"/>
+      <w:numFmt w:val="lowerRoman"/>
+      <w:lvlText w:val="%6."/>
+      <w:lvlJc w:val="right"/>
+      <w:pPr>
+        <w:ind w:left="4320" w:hanging="180"/>
+      </w:pPr>
+    </w:lvl>
+    <w:lvl w:ilvl="6" w:tplc="FFFFFFFF" w:tentative="1">
+      <w:start w:val="1"/>
+      <w:numFmt w:val="decimal"/>
+      <w:lvlText w:val="%7."/>
+      <w:lvlJc w:val="left"/>
+      <w:pPr>
+        <w:ind w:left="5040" w:hanging="360"/>
+      </w:pPr>
+    </w:lvl>
+    <w:lvl w:ilvl="7" w:tplc="FFFFFFFF" w:tentative="1">
+      <w:start w:val="1"/>
+      <w:numFmt w:val="lowerLetter"/>
+      <w:lvlText w:val="%8."/>
+      <w:lvlJc w:val="left"/>
+      <w:pPr>
+        <w:ind w:left="5760" w:hanging="360"/>
+      </w:pPr>
+    </w:lvl>
+    <w:lvl w:ilvl="8" w:tplc="FFFFFFFF" w:tentative="1">
+      <w:start w:val="1"/>
+      <w:numFmt w:val="lowerRoman"/>
+      <w:lvlText w:val="%9."/>
+      <w:lvlJc w:val="right"/>
+      <w:pPr>
+        <w:ind w:left="6480" w:hanging="180"/>
+      </w:pPr>
+    </w:lvl>
+  </w:abstractNum>
+  <w:abstractNum w:abstractNumId="3" w15:restartNumberingAfterBreak="0">
     <w:nsid w:val="250A3467"/>
     <w:multiLevelType w:val="hybridMultilevel"/>
     <w:tmpl w:val="89E2225E"/>
@@ -6454,7 +10265,7 @@
       </w:pPr>
     </w:lvl>
   </w:abstractNum>
-  <w:abstractNum w:abstractNumId="3" w15:restartNumberingAfterBreak="0">
+  <w:abstractNum w:abstractNumId="4" w15:restartNumberingAfterBreak="0">
     <w:nsid w:val="27730096"/>
     <w:multiLevelType w:val="hybridMultilevel"/>
     <w:tmpl w:val="FFFFFFFF"/>
@@ -6505,7 +10316,7 @@
       <w:lvlJc w:val="left"/>
     </w:lvl>
   </w:abstractNum>
-  <w:abstractNum w:abstractNumId="4" w15:restartNumberingAfterBreak="0">
+  <w:abstractNum w:abstractNumId="5" w15:restartNumberingAfterBreak="0">
     <w:nsid w:val="2D775DE8"/>
     <w:multiLevelType w:val="hybridMultilevel"/>
     <w:tmpl w:val="6F7C6018"/>
@@ -6596,7 +10407,7 @@
       </w:pPr>
     </w:lvl>
   </w:abstractNum>
-  <w:abstractNum w:abstractNumId="5" w15:restartNumberingAfterBreak="0">
+  <w:abstractNum w:abstractNumId="6" w15:restartNumberingAfterBreak="0">
     <w:nsid w:val="31FC5329"/>
     <w:multiLevelType w:val="hybridMultilevel"/>
     <w:tmpl w:val="1F02F842"/>
@@ -6709,7 +10520,7 @@
       </w:rPr>
     </w:lvl>
   </w:abstractNum>
-  <w:abstractNum w:abstractNumId="6" w15:restartNumberingAfterBreak="0">
+  <w:abstractNum w:abstractNumId="7" w15:restartNumberingAfterBreak="0">
     <w:nsid w:val="3B706BA4"/>
     <w:multiLevelType w:val="hybridMultilevel"/>
     <w:tmpl w:val="89E2225E"/>
@@ -6798,7 +10609,7 @@
       </w:pPr>
     </w:lvl>
   </w:abstractNum>
-  <w:abstractNum w:abstractNumId="7" w15:restartNumberingAfterBreak="0">
+  <w:abstractNum w:abstractNumId="8" w15:restartNumberingAfterBreak="0">
     <w:nsid w:val="4DDA5F02"/>
     <w:multiLevelType w:val="hybridMultilevel"/>
     <w:tmpl w:val="89E2225E"/>
@@ -6887,7 +10698,7 @@
       </w:pPr>
     </w:lvl>
   </w:abstractNum>
-  <w:abstractNum w:abstractNumId="8" w15:restartNumberingAfterBreak="0">
+  <w:abstractNum w:abstractNumId="9" w15:restartNumberingAfterBreak="0">
     <w:nsid w:val="6E2A1A59"/>
     <w:multiLevelType w:val="hybridMultilevel"/>
     <w:tmpl w:val="E6E44F72"/>
@@ -7000,7 +10811,7 @@
       </w:rPr>
     </w:lvl>
   </w:abstractNum>
-  <w:abstractNum w:abstractNumId="9" w15:restartNumberingAfterBreak="0">
+  <w:abstractNum w:abstractNumId="10" w15:restartNumberingAfterBreak="0">
     <w:nsid w:val="6ECA0211"/>
     <w:multiLevelType w:val="hybridMultilevel"/>
     <w:tmpl w:val="F65CB9D0"/>
@@ -7113,7 +10924,7 @@
       </w:rPr>
     </w:lvl>
   </w:abstractNum>
-  <w:abstractNum w:abstractNumId="10" w15:restartNumberingAfterBreak="0">
+  <w:abstractNum w:abstractNumId="11" w15:restartNumberingAfterBreak="0">
     <w:nsid w:val="76814055"/>
     <w:multiLevelType w:val="hybridMultilevel"/>
     <w:tmpl w:val="FFFFFFFF"/>
@@ -7165,37 +10976,40 @@
     </w:lvl>
   </w:abstractNum>
   <w:num w:numId="1" w16cid:durableId="1685981125">
-    <w:abstractNumId w:val="9"/>
+    <w:abstractNumId w:val="10"/>
   </w:num>
   <w:num w:numId="2" w16cid:durableId="1665889093">
-    <w:abstractNumId w:val="3"/>
+    <w:abstractNumId w:val="4"/>
   </w:num>
   <w:num w:numId="3" w16cid:durableId="2115980293">
-    <w:abstractNumId w:val="10"/>
+    <w:abstractNumId w:val="11"/>
   </w:num>
   <w:num w:numId="4" w16cid:durableId="744425005">
     <w:abstractNumId w:val="0"/>
   </w:num>
   <w:num w:numId="5" w16cid:durableId="1254164728">
-    <w:abstractNumId w:val="8"/>
+    <w:abstractNumId w:val="9"/>
   </w:num>
   <w:num w:numId="6" w16cid:durableId="1404450955">
-    <w:abstractNumId w:val="5"/>
+    <w:abstractNumId w:val="6"/>
   </w:num>
   <w:num w:numId="7" w16cid:durableId="1560509048">
-    <w:abstractNumId w:val="6"/>
+    <w:abstractNumId w:val="7"/>
   </w:num>
   <w:num w:numId="8" w16cid:durableId="447427904">
-    <w:abstractNumId w:val="2"/>
+    <w:abstractNumId w:val="3"/>
   </w:num>
   <w:num w:numId="9" w16cid:durableId="126943501">
-    <w:abstractNumId w:val="7"/>
+    <w:abstractNumId w:val="8"/>
   </w:num>
   <w:num w:numId="10" w16cid:durableId="510069177">
     <w:abstractNumId w:val="1"/>
   </w:num>
   <w:num w:numId="11" w16cid:durableId="608270461">
-    <w:abstractNumId w:val="4"/>
+    <w:abstractNumId w:val="5"/>
+  </w:num>
+  <w:num w:numId="12" w16cid:durableId="578557864">
+    <w:abstractNumId w:val="2"/>
   </w:num>
 </w:numbering>
 </file>

--- a/Latest KPRC and PECD Cover Page.docx
+++ b/Latest KPRC and PECD Cover Page.docx
@@ -10093,15 +10093,18 @@
   <w:abstractNum w:abstractNumId="2" w15:restartNumberingAfterBreak="0">
     <w:nsid w:val="161B32A5"/>
     <w:multiLevelType w:val="hybridMultilevel"/>
-    <w:tmpl w:val="F90E4190"/>
-    <w:lvl w:ilvl="0" w:tplc="FFFFFFFF">
-      <w:start w:val="1"/>
+    <w:tmpl w:val="EBD281EC"/>
+    <w:lvl w:ilvl="0" w:tplc="87CE5A66">
+      <w:start w:val="2"/>
       <w:numFmt w:val="decimal"/>
       <w:lvlText w:val="%1."/>
       <w:lvlJc w:val="left"/>
       <w:pPr>
         <w:ind w:left="720" w:hanging="360"/>
       </w:pPr>
+      <w:rPr>
+        <w:rFonts w:hint="default"/>
+      </w:rPr>
     </w:lvl>
     <w:lvl w:ilvl="1" w:tplc="FFFFFFFF" w:tentative="1">
       <w:start w:val="1"/>
